--- a/docs/downloads/منوعات/تم/doc_0731.docx
+++ b/docs/downloads/منوعات/تم/doc_0731.docx
@@ -1,137 +1,1210 @@
 
 <file path=word/document.xml><?xml version="1.0" encoding="utf-8"?>
 <w:document xmlns:wpc="http://schemas.microsoft.com/office/word/2010/wordprocessingCanvas" xmlns:cx="http://schemas.microsoft.com/office/drawing/2014/chartex" xmlns:cx1="http://schemas.microsoft.com/office/drawing/2015/9/8/chartex" xmlns:cx2="http://schemas.microsoft.com/office/drawing/2015/10/21/chartex" xmlns:cx3="http://schemas.microsoft.com/office/drawing/2016/5/9/chartex" xmlns:cx4="http://schemas.microsoft.com/office/drawing/2016/5/10/chartex" xmlns:cx5="http://schemas.microsoft.com/office/drawing/2016/5/11/chartex" xmlns:cx6="http://schemas.microsoft.com/office/drawing/2016/5/12/chartex" xmlns:cx7="http://schemas.microsoft.com/office/drawing/2016/5/13/chartex" xmlns:cx8="http://schemas.microsoft.com/office/drawing/2016/5/14/chartex" xmlns:mc="http://schemas.openxmlformats.org/markup-compatibility/2006" xmlns:aink="http://schemas.microsoft.com/office/drawing/2016/ink" xmlns:am3d="http://schemas.microsoft.com/office/drawing/2017/model3d" xmlns:o="urn:schemas-microsoft-com:office:office" xmlns:r="http://schemas.openxmlformats.org/officeDocument/2006/relationships" xmlns:m="http://schemas.openxmlformats.org/officeDocument/2006/math" xmlns:v="urn:schemas-microsoft-com:vml" xmlns:wp14="http://schemas.microsoft.com/office/word/2010/wordprocessingDrawing" xmlns:wp="http://schemas.openxmlformats.org/drawingml/2006/wordprocessingDrawing" xmlns:w10="urn:schemas-microsoft-com:office:word" xmlns:w="http://schemas.openxmlformats.org/wordprocessingml/2006/main" xmlns:w14="http://schemas.microsoft.com/office/word/2010/wordml" xmlns:w15="http://schemas.microsoft.com/office/word/2012/wordml" xmlns:w16cex="http://schemas.microsoft.com/office/word/2018/wordml/cex" xmlns:w16cid="http://schemas.microsoft.com/office/word/2016/wordml/cid" xmlns:w16="http://schemas.microsoft.com/office/word/2018/wordml" xmlns:w16se="http://schemas.microsoft.com/office/word/2015/wordml/symex" xmlns:wpg="http://schemas.microsoft.com/office/word/2010/wordprocessingGroup" xmlns:wpi="http://schemas.microsoft.com/office/word/2010/wordprocessingInk" xmlns:wne="http://schemas.microsoft.com/office/word/2006/wordml" xmlns:wps="http://schemas.microsoft.com/office/word/2010/wordprocessingShape" mc:Ignorable="w14 w15 w16se w16cid w16 w16cex wp14">
+  <w:background w:color="FFF2CC" w:themeColor="accent4" w:themeTint="33"/>
   <w:body>
     <w:p>
       <w:pPr>
         <w:bidi/>
         <w:jc w:val="center"/>
         <w:rPr>
-          <w:rFonts w:ascii="Sakkal Majalla" w:hAnsi="Sakkal Majalla" w:cs="Sakkal Majalla"/>
+          <w:sz w:val="56"/>
+          <w:szCs w:val="56"/>
+          <w:rtl/>
+          <w:lang w:val="en-US" w:bidi="ar-EG"/>
+        </w:rPr>
+      </w:pPr>
+      <w:r>
+        <w:rPr>
+          <w:sz w:val="56"/>
+          <w:szCs w:val="56"/>
+          <w:rtl/>
+          <w:lang w:val="en-US" w:bidi="ar-EG"/>
+        </w:rPr>
+        <w:fldChar w:fldCharType="begin"/>
+      </w:r>
+      <w:r>
+        <w:rPr>
+          <w:sz w:val="56"/>
+          <w:szCs w:val="56"/>
+          <w:rtl/>
+          <w:lang w:val="en-US" w:bidi="ar-EG"/>
+        </w:rPr>
+        <w:instrText xml:space="preserve"> </w:instrText>
+      </w:r>
+      <w:r>
+        <w:rPr>
+          <w:sz w:val="56"/>
+          <w:szCs w:val="56"/>
+          <w:lang w:val="en-US" w:bidi="ar-EG"/>
+        </w:rPr>
+        <w:instrText>HYPERLINK</w:instrText>
+      </w:r>
+      <w:r>
+        <w:rPr>
+          <w:sz w:val="56"/>
+          <w:szCs w:val="56"/>
+          <w:rtl/>
+          <w:lang w:val="en-US" w:bidi="ar-EG"/>
+        </w:rPr>
+        <w:instrText xml:space="preserve"> "</w:instrText>
+      </w:r>
+      <w:r>
+        <w:rPr>
+          <w:sz w:val="56"/>
+          <w:szCs w:val="56"/>
+          <w:lang w:val="en-US" w:bidi="ar-EG"/>
+        </w:rPr>
+        <w:instrText>https://haltefest.ch/847-das-gebet-des-jabez</w:instrText>
+      </w:r>
+      <w:r>
+        <w:rPr>
+          <w:sz w:val="56"/>
+          <w:szCs w:val="56"/>
+          <w:rtl/>
+          <w:lang w:val="en-US" w:bidi="ar-EG"/>
+        </w:rPr>
+        <w:instrText xml:space="preserve">" </w:instrText>
+      </w:r>
+      <w:r>
+        <w:rPr>
+          <w:sz w:val="56"/>
+          <w:szCs w:val="56"/>
+          <w:rtl/>
+          <w:lang w:val="en-US" w:bidi="ar-EG"/>
+        </w:rPr>
+      </w:r>
+      <w:r>
+        <w:rPr>
+          <w:sz w:val="56"/>
+          <w:szCs w:val="56"/>
+          <w:rtl/>
+          <w:lang w:val="en-US" w:bidi="ar-EG"/>
+        </w:rPr>
+        <w:fldChar w:fldCharType="separate"/>
+      </w:r>
+      <w:r>
+        <w:rPr>
+          <w:rStyle w:val="Hyperlink"/>
+          <w:rFonts w:hint="cs"/>
+          <w:sz w:val="56"/>
+          <w:szCs w:val="56"/>
+          <w:rtl/>
+          <w:lang w:val="en-US" w:bidi="ar-EG"/>
+        </w:rPr>
+        <w:t xml:space="preserve">صلاة </w:t>
+      </w:r>
+      <w:proofErr w:type="spellStart"/>
+      <w:r>
+        <w:rPr>
+          <w:rStyle w:val="Hyperlink"/>
+          <w:rFonts w:hint="cs"/>
+          <w:sz w:val="56"/>
+          <w:szCs w:val="56"/>
+          <w:rtl/>
+          <w:lang w:val="en-US" w:bidi="ar-EG"/>
+        </w:rPr>
+        <w:t>يعبيص</w:t>
+      </w:r>
+      <w:proofErr w:type="spellEnd"/>
+      <w:r>
+        <w:rPr>
+          <w:sz w:val="56"/>
+          <w:szCs w:val="56"/>
+          <w:rtl/>
+          <w:lang w:val="en-US" w:bidi="ar-EG"/>
+        </w:rPr>
+        <w:fldChar w:fldCharType="end"/>
+      </w:r>
+    </w:p>
+    <w:p>
+      <w:pPr>
+        <w:bidi/>
+        <w:jc w:val="both"/>
+        <w:rPr>
           <w:b/>
           <w:bCs/>
-          <w:sz w:val="28"/>
-          <w:szCs w:val="28"/>
-          <w:u w:val="single"/>
-          <w:rtl/>
-        </w:rPr>
-      </w:pPr>
-      <w:r>
-        <w:rPr>
-          <w:rFonts w:ascii="Sakkal Majalla" w:hAnsi="Sakkal Majalla" w:cs="Sakkal Majalla"/>
+          <w:sz w:val="44"/>
+          <w:szCs w:val="44"/>
+          <w:rtl/>
+          <w:lang w:val="en-US" w:bidi="ar-EG"/>
+        </w:rPr>
+      </w:pPr>
+      <w:r>
+        <w:rPr>
+          <w:rFonts w:hint="cs"/>
           <w:b/>
           <w:bCs/>
-          <w:sz w:val="28"/>
-          <w:szCs w:val="28"/>
-          <w:u w:val="single"/>
-          <w:rtl/>
-        </w:rPr>
-        <w:fldChar w:fldCharType="begin"/>
-      </w:r>
-      <w:r>
-        <w:rPr>
-          <w:rFonts w:ascii="Sakkal Majalla" w:hAnsi="Sakkal Majalla" w:cs="Sakkal Majalla"/>
+          <w:sz w:val="44"/>
+          <w:szCs w:val="44"/>
+          <w:rtl/>
+          <w:lang w:val="en-US" w:bidi="ar-EG"/>
+        </w:rPr>
+        <w:t>1. أخبار الأيام 4: 9، 10</w:t>
+      </w:r>
+    </w:p>
+    <w:p>
+      <w:pPr>
+        <w:bidi/>
+        <w:jc w:val="both"/>
+        <w:rPr>
+          <w:sz w:val="56"/>
+          <w:szCs w:val="56"/>
+          <w:rtl/>
+          <w:lang w:val="en-US" w:bidi="ar-EG"/>
+        </w:rPr>
+      </w:pPr>
+      <w:r>
+        <w:rPr>
+          <w:rFonts w:hint="cs"/>
+          <w:sz w:val="56"/>
+          <w:szCs w:val="56"/>
+          <w:rtl/>
+          <w:lang w:val="en-US" w:bidi="ar-EG"/>
+        </w:rPr>
+        <w:t>سفر الأخبار الأول يبدأ بسجل نسل طويل. ربما نظن أنه من الممل بأن نقرأه. غير أنه هنالك أيضًا كنوز مخفاة.</w:t>
+      </w:r>
+    </w:p>
+    <w:p>
+      <w:pPr>
+        <w:bidi/>
+        <w:jc w:val="both"/>
+        <w:rPr>
+          <w:sz w:val="56"/>
+          <w:szCs w:val="56"/>
+          <w:rtl/>
+          <w:lang w:val="en-US" w:bidi="ar-EG"/>
+        </w:rPr>
+      </w:pPr>
+      <w:r>
+        <w:rPr>
+          <w:rFonts w:hint="cs"/>
+          <w:sz w:val="56"/>
+          <w:szCs w:val="56"/>
+          <w:rtl/>
+          <w:lang w:val="en-US" w:bidi="ar-EG"/>
+        </w:rPr>
+        <w:t xml:space="preserve">جيل يمضي، وجيل يأتي (جامعة 1: 4). كل واحد يبدو أنه يضع علامة تحت الزمن. إنه من المثير بأن نتأمل في سرد تعداد الناس. جميعهم كانوا أحياء وكانت لهم أهدافهم وأفراحهم وأوجاعهم. وقد استحسن الله </w:t>
+      </w:r>
+      <w:proofErr w:type="gramStart"/>
+      <w:r>
+        <w:rPr>
+          <w:rFonts w:hint="cs"/>
+          <w:sz w:val="56"/>
+          <w:szCs w:val="56"/>
+          <w:rtl/>
+          <w:lang w:val="en-US" w:bidi="ar-EG"/>
+        </w:rPr>
+        <w:t>أن لا</w:t>
+      </w:r>
+      <w:proofErr w:type="gramEnd"/>
+      <w:r>
+        <w:rPr>
+          <w:rFonts w:hint="cs"/>
+          <w:sz w:val="56"/>
+          <w:szCs w:val="56"/>
+          <w:rtl/>
+          <w:lang w:val="en-US" w:bidi="ar-EG"/>
+        </w:rPr>
+        <w:t xml:space="preserve"> يذكر شيئًا عن البعض منهم. لكن لا بد وأن كان من بينهم أناس غير عاديين كانت حياتهم مليئة بأعمال جذبت إليهم مَن هم من حولهم. لكن السؤال المطروح لكل واحد هو كالتالي: ما الذي تبقى من حياتهم بالنظر إلى الأبدية؟ ومن حياتنا، ما الذي سيبقى (1. كورنثوس 3: 1 </w:t>
+      </w:r>
+      <w:r>
+        <w:rPr>
+          <w:sz w:val="56"/>
+          <w:szCs w:val="56"/>
+          <w:rtl/>
+          <w:lang w:val="en-US" w:bidi="ar-EG"/>
+        </w:rPr>
+        <w:t>–</w:t>
+      </w:r>
+      <w:r>
+        <w:rPr>
+          <w:rFonts w:hint="cs"/>
+          <w:sz w:val="56"/>
+          <w:szCs w:val="56"/>
+          <w:rtl/>
+          <w:lang w:val="en-US" w:bidi="ar-EG"/>
+        </w:rPr>
+        <w:t xml:space="preserve"> 15)؟ ه</w:t>
+      </w:r>
+      <w:r>
+        <w:rPr>
+          <w:rFonts w:hint="cs"/>
+          <w:sz w:val="56"/>
+          <w:szCs w:val="56"/>
+          <w:rtl/>
+          <w:lang w:val="en-US" w:bidi="ar-EG"/>
+        </w:rPr>
+        <w:t>ذ</w:t>
+      </w:r>
+      <w:r>
+        <w:rPr>
+          <w:rFonts w:hint="cs"/>
+          <w:sz w:val="56"/>
+          <w:szCs w:val="56"/>
+          <w:rtl/>
+          <w:lang w:val="en-US" w:bidi="ar-EG"/>
+        </w:rPr>
+        <w:t>ا التعداد يرينا أيضًا، بأن الله يعرفنا بأسمائنا. من بين المليارات من الناس الذين عاشوا على الأرض لا يوجد أي إنسان لم يكن له أهمية في عيني الله.</w:t>
+      </w:r>
+    </w:p>
+    <w:p>
+      <w:pPr>
+        <w:bidi/>
+        <w:jc w:val="both"/>
+        <w:rPr>
+          <w:sz w:val="56"/>
+          <w:szCs w:val="56"/>
+          <w:rtl/>
+          <w:lang w:val="en-US" w:bidi="ar-EG"/>
+        </w:rPr>
+      </w:pPr>
+      <w:r>
+        <w:rPr>
+          <w:rFonts w:hint="cs"/>
+          <w:sz w:val="56"/>
+          <w:szCs w:val="56"/>
+          <w:rtl/>
+          <w:lang w:val="en-US" w:bidi="ar-EG"/>
+        </w:rPr>
+        <w:t xml:space="preserve">في وسط هذه </w:t>
+      </w:r>
+      <w:r>
+        <w:rPr>
+          <w:rFonts w:hint="cs"/>
+          <w:sz w:val="56"/>
+          <w:szCs w:val="56"/>
+          <w:rtl/>
+          <w:lang w:val="en-US" w:bidi="ar-EG"/>
+        </w:rPr>
+        <w:t>القائمة</w:t>
+      </w:r>
+      <w:r>
+        <w:rPr>
+          <w:rFonts w:hint="cs"/>
+          <w:sz w:val="56"/>
+          <w:szCs w:val="56"/>
+          <w:rtl/>
+          <w:lang w:val="en-US" w:bidi="ar-EG"/>
+        </w:rPr>
+        <w:t xml:space="preserve"> يكشف لنا الروح القدس اسم رجل: </w:t>
+      </w:r>
+      <w:proofErr w:type="spellStart"/>
+      <w:r>
+        <w:rPr>
+          <w:rFonts w:hint="cs"/>
+          <w:sz w:val="56"/>
+          <w:szCs w:val="56"/>
+          <w:rtl/>
+          <w:lang w:val="en-US" w:bidi="ar-EG"/>
+        </w:rPr>
+        <w:t>يعبيص</w:t>
+      </w:r>
+      <w:proofErr w:type="spellEnd"/>
+      <w:r>
+        <w:rPr>
+          <w:rFonts w:hint="cs"/>
+          <w:sz w:val="56"/>
+          <w:szCs w:val="56"/>
+          <w:rtl/>
+          <w:lang w:val="en-US" w:bidi="ar-EG"/>
+        </w:rPr>
+        <w:t xml:space="preserve">. ما الذي امتاز به بوجه خاص. حتى أن الله توقف عنده؟ هل كان رجلاً عظيمًا؟ هل سُردت حياته من بين كتّاب التاريخ؟ هل ترك وراءه ذِكرى </w:t>
+      </w:r>
+      <w:r>
+        <w:rPr>
+          <w:rFonts w:hint="cs"/>
+          <w:sz w:val="56"/>
+          <w:szCs w:val="56"/>
+          <w:rtl/>
+          <w:lang w:val="en-US" w:bidi="ar-EG"/>
+        </w:rPr>
+        <w:lastRenderedPageBreak/>
+        <w:t>في هذا العالم؟ أي تذكار، أي عمل عظيم فرّح البشرية ...؟ كلا، لكن هذا الرجل صلّى، والله سجّل هذا العمل في كتابه. والآن، من بعدما أن محا الزمن كل ما بناه أولئك الرجال من أمور بديعة، وصلت هذه الصلاة إلينا. يا لها من تشجيع لنا نحن الذين كثير</w:t>
+      </w:r>
+      <w:r>
+        <w:rPr>
+          <w:rFonts w:hint="cs"/>
+          <w:sz w:val="56"/>
+          <w:szCs w:val="56"/>
+          <w:rtl/>
+          <w:lang w:val="en-US" w:bidi="ar-EG"/>
+        </w:rPr>
+        <w:t>ًا</w:t>
+      </w:r>
+      <w:r>
+        <w:rPr>
+          <w:rFonts w:hint="cs"/>
+          <w:sz w:val="56"/>
+          <w:szCs w:val="56"/>
+          <w:rtl/>
+          <w:lang w:val="en-US" w:bidi="ar-EG"/>
+        </w:rPr>
+        <w:t xml:space="preserve"> من الأحيان نتعب في الصلاة (عبرانيين 12: 12)! إن مثال </w:t>
+      </w:r>
+      <w:proofErr w:type="spellStart"/>
+      <w:r>
+        <w:rPr>
+          <w:rFonts w:hint="cs"/>
+          <w:sz w:val="56"/>
+          <w:szCs w:val="56"/>
+          <w:rtl/>
+          <w:lang w:val="en-US" w:bidi="ar-EG"/>
+        </w:rPr>
+        <w:t>يعبيص</w:t>
+      </w:r>
+      <w:proofErr w:type="spellEnd"/>
+      <w:r>
+        <w:rPr>
+          <w:rFonts w:hint="cs"/>
+          <w:sz w:val="56"/>
+          <w:szCs w:val="56"/>
+          <w:rtl/>
+          <w:lang w:val="en-US" w:bidi="ar-EG"/>
+        </w:rPr>
+        <w:t xml:space="preserve"> ماثل هنا ليرينا قيمة صلاة واحدة أمام الله. إنه</w:t>
+      </w:r>
+      <w:r>
+        <w:rPr>
+          <w:rFonts w:hint="cs"/>
+          <w:sz w:val="56"/>
+          <w:szCs w:val="56"/>
+          <w:rtl/>
+          <w:lang w:val="en-US" w:bidi="ar-EG"/>
+        </w:rPr>
+        <w:t>ا</w:t>
+      </w:r>
+      <w:r>
+        <w:rPr>
+          <w:rFonts w:hint="cs"/>
+          <w:sz w:val="56"/>
+          <w:szCs w:val="56"/>
+          <w:rtl/>
+          <w:lang w:val="en-US" w:bidi="ar-EG"/>
+        </w:rPr>
+        <w:t xml:space="preserve"> أول</w:t>
+      </w:r>
+      <w:r>
+        <w:rPr>
+          <w:rFonts w:hint="cs"/>
+          <w:sz w:val="56"/>
+          <w:szCs w:val="56"/>
+          <w:rtl/>
+          <w:lang w:val="en-US" w:bidi="ar-EG"/>
+        </w:rPr>
+        <w:t xml:space="preserve"> ما</w:t>
+      </w:r>
+      <w:r>
+        <w:rPr>
+          <w:rFonts w:hint="cs"/>
+          <w:sz w:val="56"/>
+          <w:szCs w:val="56"/>
+          <w:rtl/>
+          <w:lang w:val="en-US" w:bidi="ar-EG"/>
+        </w:rPr>
+        <w:t xml:space="preserve"> يذكره الرب بالنظر إلى شاول الطرسوسي، من بعدما أن عرّفه على ذاته: "</w:t>
+      </w:r>
+      <w:r>
+        <w:rPr>
+          <w:sz w:val="56"/>
+          <w:szCs w:val="56"/>
+          <w:rtl/>
+          <w:lang w:val="en-US" w:bidi="ar-EG"/>
+        </w:rPr>
+        <w:t>هُوَذَا يُصَلِّي</w:t>
+      </w:r>
+      <w:r>
+        <w:rPr>
+          <w:rFonts w:hint="cs"/>
+          <w:sz w:val="56"/>
+          <w:szCs w:val="56"/>
+          <w:rtl/>
+          <w:lang w:val="en-US" w:bidi="ar-EG"/>
+        </w:rPr>
+        <w:t>" (أعمال الرسل 9: 11). ألم يكن هنالك ما هو أهم من ذلك ليُذكر عن هذا اليهودي الرائع؟ إن الذي له أعظم قيمة في حياتنا، والذي يفوق قدراتنا الطبيعية وحتى الخدمة التي من الممكن أن يأتمنها الرب لنا، هو روابط الشركة التي نمكث فيها معه.</w:t>
+      </w:r>
+    </w:p>
+    <w:p>
+      <w:pPr>
+        <w:bidi/>
+        <w:jc w:val="both"/>
+        <w:rPr>
+          <w:sz w:val="56"/>
+          <w:szCs w:val="56"/>
+          <w:rtl/>
+          <w:lang w:val="en-US" w:bidi="ar-EG"/>
+        </w:rPr>
+      </w:pPr>
+      <w:r>
+        <w:rPr>
+          <w:rFonts w:hint="cs"/>
+          <w:sz w:val="56"/>
+          <w:szCs w:val="56"/>
+          <w:rtl/>
+          <w:lang w:val="en-US" w:bidi="ar-EG"/>
+        </w:rPr>
+        <w:t>"</w:t>
+      </w:r>
+      <w:r>
+        <w:rPr>
+          <w:sz w:val="56"/>
+          <w:szCs w:val="56"/>
+          <w:rtl/>
+          <w:lang w:val="en-US" w:bidi="ar-EG"/>
+        </w:rPr>
+        <w:t xml:space="preserve">وَدَعَا </w:t>
+      </w:r>
+      <w:proofErr w:type="spellStart"/>
+      <w:r>
+        <w:rPr>
+          <w:sz w:val="56"/>
+          <w:szCs w:val="56"/>
+          <w:rtl/>
+          <w:lang w:val="en-US" w:bidi="ar-EG"/>
+        </w:rPr>
+        <w:t>يَعْبِيصُ</w:t>
+      </w:r>
+      <w:proofErr w:type="spellEnd"/>
+      <w:r>
+        <w:rPr>
+          <w:sz w:val="56"/>
+          <w:szCs w:val="56"/>
+          <w:rtl/>
+          <w:lang w:val="en-US" w:bidi="ar-EG"/>
+        </w:rPr>
+        <w:t xml:space="preserve"> إِلهَ إِسْرَائِيلَ قَائِل</w:t>
+      </w:r>
+      <w:r>
+        <w:rPr>
+          <w:rFonts w:hint="cs"/>
+          <w:sz w:val="56"/>
+          <w:szCs w:val="56"/>
+          <w:rtl/>
+          <w:lang w:val="en-US" w:bidi="ar-EG"/>
+        </w:rPr>
+        <w:t>ًا" (عدد 10). الله يُبرز هذا الموقف في الخفاء، الذي لا معنى له للعالم. في مناسبة أخرى بدا ما فعلته مريم، وحتى في عيون التلاميذ بالغنى عنه ومن دون منفعة. غير أن الرب، الذي يحكم</w:t>
+      </w:r>
+      <w:r>
+        <w:rPr>
+          <w:rFonts w:hint="cs"/>
+          <w:sz w:val="56"/>
+          <w:szCs w:val="56"/>
+          <w:rtl/>
+          <w:lang w:val="en-US" w:bidi="ar-EG"/>
+        </w:rPr>
+        <w:t xml:space="preserve"> </w:t>
+      </w:r>
+      <w:r>
+        <w:rPr>
+          <w:rFonts w:hint="cs"/>
+          <w:sz w:val="56"/>
+          <w:szCs w:val="56"/>
+          <w:rtl/>
+          <w:lang w:val="en-US" w:bidi="ar-EG"/>
+        </w:rPr>
+        <w:t xml:space="preserve">في الأمور بشكل مختلف عن الناس، وضّح، بأن هذه المرأة عملت به عملاً حسنًا. وهذا العمل تم تسجيله في كلمة الله مثل صلاة </w:t>
+      </w:r>
+      <w:proofErr w:type="spellStart"/>
+      <w:r>
+        <w:rPr>
+          <w:rFonts w:hint="cs"/>
+          <w:sz w:val="56"/>
+          <w:szCs w:val="56"/>
+          <w:rtl/>
+          <w:lang w:val="en-US" w:bidi="ar-EG"/>
+        </w:rPr>
+        <w:t>يعبيص</w:t>
+      </w:r>
+      <w:proofErr w:type="spellEnd"/>
+      <w:r>
+        <w:rPr>
+          <w:rFonts w:hint="cs"/>
+          <w:sz w:val="56"/>
+          <w:szCs w:val="56"/>
+          <w:rtl/>
+          <w:lang w:val="en-US" w:bidi="ar-EG"/>
+        </w:rPr>
+        <w:t xml:space="preserve">، </w:t>
+      </w:r>
+      <w:proofErr w:type="spellStart"/>
+      <w:r>
+        <w:rPr>
+          <w:rFonts w:hint="cs"/>
+          <w:sz w:val="56"/>
+          <w:szCs w:val="56"/>
+          <w:rtl/>
+          <w:lang w:val="en-US" w:bidi="ar-EG"/>
+        </w:rPr>
+        <w:t>و"</w:t>
+      </w:r>
+      <w:r>
+        <w:rPr>
+          <w:sz w:val="56"/>
+          <w:szCs w:val="56"/>
+          <w:rtl/>
+          <w:lang w:val="en-US" w:bidi="ar-EG"/>
+        </w:rPr>
+        <w:t>حَيْثُمَا</w:t>
+      </w:r>
+      <w:proofErr w:type="spellEnd"/>
+      <w:r>
+        <w:rPr>
+          <w:sz w:val="56"/>
+          <w:szCs w:val="56"/>
+          <w:rtl/>
+          <w:lang w:val="en-US" w:bidi="ar-EG"/>
+        </w:rPr>
+        <w:t xml:space="preserve"> يُكْرَزْ بِهذَا الإِنْجِيلِ فِي كُلِّ الْعَالَمِ، يُخْبَرْ أَيْضًا بِمَا فَعَلَتْهُ هذِهِ تَذْكَارًا لَهَا».</w:t>
+      </w:r>
+      <w:r>
+        <w:rPr>
+          <w:rFonts w:hint="cs"/>
+          <w:sz w:val="56"/>
+          <w:szCs w:val="56"/>
+          <w:rtl/>
+          <w:lang w:val="en-US" w:bidi="ar-EG"/>
+        </w:rPr>
+        <w:t xml:space="preserve">" (متى 26: 6 </w:t>
+      </w:r>
+      <w:r>
+        <w:rPr>
+          <w:sz w:val="56"/>
+          <w:szCs w:val="56"/>
+          <w:rtl/>
+          <w:lang w:val="en-US" w:bidi="ar-EG"/>
+        </w:rPr>
+        <w:t>–</w:t>
+      </w:r>
+      <w:r>
+        <w:rPr>
+          <w:rFonts w:hint="cs"/>
+          <w:sz w:val="56"/>
+          <w:szCs w:val="56"/>
+          <w:rtl/>
+          <w:lang w:val="en-US" w:bidi="ar-EG"/>
+        </w:rPr>
+        <w:t xml:space="preserve"> 13).</w:t>
+      </w:r>
+    </w:p>
+    <w:p>
+      <w:pPr>
+        <w:bidi/>
+        <w:jc w:val="both"/>
+        <w:rPr>
+          <w:sz w:val="56"/>
+          <w:szCs w:val="56"/>
+          <w:rtl/>
+          <w:lang w:val="en-US" w:bidi="ar-EG"/>
+        </w:rPr>
+      </w:pPr>
+      <w:r>
+        <w:rPr>
+          <w:rFonts w:hint="cs"/>
+          <w:sz w:val="56"/>
+          <w:szCs w:val="56"/>
+          <w:rtl/>
+          <w:lang w:val="en-US" w:bidi="ar-EG"/>
+        </w:rPr>
+        <w:lastRenderedPageBreak/>
+        <w:t xml:space="preserve">لكن دعونا نعود إلى </w:t>
+      </w:r>
+      <w:proofErr w:type="spellStart"/>
+      <w:r>
+        <w:rPr>
+          <w:rFonts w:hint="cs"/>
+          <w:sz w:val="56"/>
+          <w:szCs w:val="56"/>
+          <w:rtl/>
+          <w:lang w:val="en-US" w:bidi="ar-EG"/>
+        </w:rPr>
+        <w:t>يعبيص</w:t>
+      </w:r>
+      <w:proofErr w:type="spellEnd"/>
+      <w:r>
+        <w:rPr>
+          <w:rFonts w:hint="cs"/>
+          <w:sz w:val="56"/>
+          <w:szCs w:val="56"/>
+          <w:rtl/>
+          <w:lang w:val="en-US" w:bidi="ar-EG"/>
+        </w:rPr>
+        <w:t xml:space="preserve"> من جديد. بالنسبة لهذا الرجل بدا أن كل شيء بدأ بصورة سيئة. فقد أتى إلى العالم بولادة مليئة بالأوجاع. أمه أعطته اسمًا "موجِع". من البداية بدا هذا الولد أنه محروم. الناس يشتكون بسهولة على الظلم، عندما يفكرون بالفوارق السائدة بين الناس. هل فعلاً الله عادل، إن كان يولد الواحد مريضًا والآخر سليمًا تمامًا؟ </w:t>
+      </w:r>
+      <w:r>
+        <w:rPr>
+          <w:rFonts w:hint="cs"/>
+          <w:sz w:val="56"/>
+          <w:szCs w:val="56"/>
+          <w:rtl/>
+          <w:lang w:val="en-US" w:bidi="ar-EG"/>
+        </w:rPr>
+        <w:t xml:space="preserve">ألم يتعامل الله مع السليم أفضل بكثير من المتضعضع؟ إن هذه نظرة بشرية، ومثل </w:t>
+      </w:r>
+      <w:proofErr w:type="spellStart"/>
+      <w:r>
+        <w:rPr>
+          <w:rFonts w:hint="cs"/>
+          <w:sz w:val="56"/>
+          <w:szCs w:val="56"/>
+          <w:rtl/>
+          <w:lang w:val="en-US" w:bidi="ar-EG"/>
+        </w:rPr>
+        <w:t>يعبيص</w:t>
+      </w:r>
+      <w:proofErr w:type="spellEnd"/>
+      <w:r>
+        <w:rPr>
+          <w:rFonts w:hint="cs"/>
+          <w:sz w:val="56"/>
+          <w:szCs w:val="56"/>
+          <w:rtl/>
+          <w:lang w:val="en-US" w:bidi="ar-EG"/>
+        </w:rPr>
+        <w:t xml:space="preserve"> مذكور هنا ليعلّمنا. هذا الإنسان استند على إله إسرائيل ودعا باسمه. أليس في ذلك الشيء الجوهري؟ هل كان سيفعل ذلك لو كانت الظروف مواتية له، لو لم تكن حياته متميزة </w:t>
+      </w:r>
+      <w:proofErr w:type="spellStart"/>
+      <w:proofErr w:type="gramStart"/>
+      <w:r>
+        <w:rPr>
+          <w:rFonts w:hint="cs"/>
+          <w:sz w:val="56"/>
+          <w:szCs w:val="56"/>
+          <w:rtl/>
+          <w:lang w:val="en-US" w:bidi="ar-EG"/>
+        </w:rPr>
+        <w:t>بالـ"</w:t>
+      </w:r>
+      <w:proofErr w:type="gramEnd"/>
+      <w:r>
+        <w:rPr>
+          <w:rFonts w:hint="cs"/>
+          <w:sz w:val="56"/>
+          <w:szCs w:val="56"/>
+          <w:rtl/>
+          <w:lang w:val="en-US" w:bidi="ar-EG"/>
+        </w:rPr>
+        <w:t>وجع</w:t>
+      </w:r>
+      <w:proofErr w:type="spellEnd"/>
+      <w:r>
+        <w:rPr>
+          <w:rFonts w:hint="cs"/>
+          <w:sz w:val="56"/>
+          <w:szCs w:val="56"/>
+          <w:rtl/>
+          <w:lang w:val="en-US" w:bidi="ar-EG"/>
+        </w:rPr>
+        <w:t>"؟ إننا فعلاً نتعرّف على الله من خلال احتياجاتنا.</w:t>
+      </w:r>
+    </w:p>
+    <w:p>
+      <w:pPr>
+        <w:bidi/>
+        <w:jc w:val="both"/>
+        <w:rPr>
+          <w:sz w:val="56"/>
+          <w:szCs w:val="56"/>
+          <w:rtl/>
+          <w:lang w:val="en-US" w:bidi="ar-EG"/>
+        </w:rPr>
+      </w:pPr>
+      <w:proofErr w:type="spellStart"/>
+      <w:r>
+        <w:rPr>
+          <w:rFonts w:hint="cs"/>
+          <w:sz w:val="56"/>
+          <w:szCs w:val="56"/>
+          <w:rtl/>
+          <w:lang w:val="en-US" w:bidi="ar-EG"/>
+        </w:rPr>
+        <w:t>يعبيص</w:t>
+      </w:r>
+      <w:proofErr w:type="spellEnd"/>
+      <w:r>
+        <w:rPr>
+          <w:rFonts w:hint="cs"/>
+          <w:sz w:val="56"/>
+          <w:szCs w:val="56"/>
+          <w:rtl/>
+          <w:lang w:val="en-US" w:bidi="ar-EG"/>
+        </w:rPr>
+        <w:t xml:space="preserve"> كان أشرف من إخوته. إن سرّ هذا الرجل كان اتكاله على الله. سيرته تؤكد على هذه الحقيقة: الإيمان يُكرم الله، والله يُكرم الإيمان (انظر 1. صموئيل 2: 30).</w:t>
+      </w:r>
+    </w:p>
+    <w:p>
+      <w:pPr>
+        <w:bidi/>
+        <w:jc w:val="both"/>
+        <w:rPr>
+          <w:sz w:val="56"/>
+          <w:szCs w:val="56"/>
+          <w:rtl/>
+          <w:lang w:val="en-US" w:bidi="ar-EG"/>
+        </w:rPr>
+      </w:pPr>
+      <w:r>
+        <w:rPr>
+          <w:rFonts w:hint="cs"/>
+          <w:sz w:val="56"/>
+          <w:szCs w:val="56"/>
+          <w:rtl/>
+          <w:lang w:val="en-US" w:bidi="ar-EG"/>
+        </w:rPr>
+        <w:t>دعونا نسمع الآن الطلبات الأربعة المحددة التي كانت في صلاته:</w:t>
+      </w:r>
+    </w:p>
+    <w:p>
+      <w:pPr>
+        <w:bidi/>
+        <w:jc w:val="both"/>
+        <w:rPr>
           <w:b/>
           <w:bCs/>
-          <w:sz w:val="28"/>
-          <w:szCs w:val="28"/>
-          <w:u w:val="single"/>
-          <w:rtl/>
-        </w:rPr>
-        <w:instrText xml:space="preserve"> </w:instrText>
-      </w:r>
-      <w:r>
-        <w:rPr>
-          <w:rFonts w:ascii="Sakkal Majalla" w:hAnsi="Sakkal Majalla" w:cs="Sakkal Majalla"/>
+          <w:color w:val="FF0000"/>
+          <w:sz w:val="56"/>
+          <w:szCs w:val="56"/>
+          <w:rtl/>
+          <w:lang w:val="en-US" w:bidi="ar-EG"/>
+        </w:rPr>
+      </w:pPr>
+      <w:r>
+        <w:rPr>
+          <w:rFonts w:hint="cs"/>
           <w:b/>
           <w:bCs/>
-          <w:sz w:val="28"/>
-          <w:szCs w:val="28"/>
-          <w:u w:val="single"/>
-        </w:rPr>
-        <w:instrText>HYPERLINK</w:instrText>
-      </w:r>
-      <w:r>
-        <w:rPr>
-          <w:rFonts w:ascii="Sakkal Majalla" w:hAnsi="Sakkal Majalla" w:cs="Sakkal Majalla"/>
+          <w:color w:val="FF0000"/>
+          <w:sz w:val="56"/>
+          <w:szCs w:val="56"/>
+          <w:rtl/>
+          <w:lang w:val="en-US" w:bidi="ar-EG"/>
+        </w:rPr>
+        <w:t>إن أغنيتني بالبركة</w:t>
+      </w:r>
+    </w:p>
+    <w:p>
+      <w:pPr>
+        <w:bidi/>
+        <w:jc w:val="both"/>
+        <w:rPr>
+          <w:sz w:val="56"/>
+          <w:szCs w:val="56"/>
+          <w:rtl/>
+          <w:lang w:val="en-US" w:bidi="ar-EG"/>
+        </w:rPr>
+      </w:pPr>
+      <w:proofErr w:type="spellStart"/>
+      <w:r>
+        <w:rPr>
+          <w:rFonts w:hint="cs"/>
+          <w:sz w:val="56"/>
+          <w:szCs w:val="56"/>
+          <w:rtl/>
+          <w:lang w:val="en-US" w:bidi="ar-EG"/>
+        </w:rPr>
+        <w:t>يعبيص</w:t>
+      </w:r>
+      <w:proofErr w:type="spellEnd"/>
+      <w:r>
+        <w:rPr>
+          <w:rFonts w:hint="cs"/>
+          <w:sz w:val="56"/>
+          <w:szCs w:val="56"/>
+          <w:rtl/>
+          <w:lang w:val="en-US" w:bidi="ar-EG"/>
+        </w:rPr>
+        <w:t xml:space="preserve"> طلب البركة حيثما وُجدت (أمثال 10: 22). بغنى: إيمانه جريء. </w:t>
+      </w:r>
+      <w:proofErr w:type="spellStart"/>
+      <w:r>
+        <w:rPr>
+          <w:rFonts w:hint="cs"/>
+          <w:sz w:val="56"/>
+          <w:szCs w:val="56"/>
+          <w:rtl/>
+          <w:lang w:val="en-US" w:bidi="ar-EG"/>
+        </w:rPr>
+        <w:t>يعبيص</w:t>
+      </w:r>
+      <w:proofErr w:type="spellEnd"/>
+      <w:r>
+        <w:rPr>
+          <w:rFonts w:hint="cs"/>
+          <w:sz w:val="56"/>
+          <w:szCs w:val="56"/>
+          <w:rtl/>
+          <w:lang w:val="en-US" w:bidi="ar-EG"/>
+        </w:rPr>
+        <w:t xml:space="preserve"> طلب بركة غنية، لأنه علم بأن معونات الله لا تنضب. "</w:t>
+      </w:r>
+      <w:r>
+        <w:rPr>
+          <w:rFonts w:hint="cs"/>
+          <w:sz w:val="56"/>
+          <w:szCs w:val="56"/>
+          <w:rtl/>
+          <w:lang w:val="en-US" w:bidi="ar-EG"/>
+        </w:rPr>
+        <w:t xml:space="preserve">لا </w:t>
+      </w:r>
+      <w:r>
+        <w:rPr>
+          <w:rFonts w:hint="cs"/>
+          <w:sz w:val="56"/>
+          <w:szCs w:val="56"/>
+          <w:rtl/>
+          <w:lang w:val="en-US" w:bidi="ar-EG"/>
+        </w:rPr>
+        <w:lastRenderedPageBreak/>
+        <w:t xml:space="preserve">تقللي"، قال النبي أليشع للأرملة. وفي تلك القصة2. ملوك 4 </w:t>
+      </w:r>
+      <w:r>
+        <w:rPr>
+          <w:sz w:val="56"/>
+          <w:szCs w:val="56"/>
+          <w:rtl/>
+          <w:lang w:val="en-US" w:bidi="ar-EG"/>
+        </w:rPr>
+        <w:t>–</w:t>
+      </w:r>
+      <w:r>
+        <w:rPr>
+          <w:rFonts w:hint="cs"/>
+          <w:sz w:val="56"/>
+          <w:szCs w:val="56"/>
+          <w:rtl/>
+          <w:lang w:val="en-US" w:bidi="ar-EG"/>
+        </w:rPr>
+        <w:t xml:space="preserve"> 17 لم يكن الزيت الذي جفّ، وإنما لم </w:t>
+      </w:r>
+      <w:r>
+        <w:rPr>
+          <w:rFonts w:hint="cs"/>
+          <w:sz w:val="56"/>
+          <w:szCs w:val="56"/>
+          <w:rtl/>
+          <w:lang w:val="en-US" w:bidi="ar-EG"/>
+        </w:rPr>
+        <w:t>يتبق</w:t>
+      </w:r>
+      <w:r>
+        <w:rPr>
+          <w:rFonts w:hint="cs"/>
+          <w:sz w:val="56"/>
+          <w:szCs w:val="56"/>
+          <w:rtl/>
+          <w:lang w:val="en-US" w:bidi="ar-EG"/>
+        </w:rPr>
+        <w:t xml:space="preserve"> أخيرًا أوعية </w:t>
+      </w:r>
+      <w:r>
+        <w:rPr>
+          <w:rFonts w:hint="cs"/>
+          <w:sz w:val="56"/>
+          <w:szCs w:val="56"/>
+          <w:rtl/>
+          <w:lang w:val="en-US" w:bidi="ar-EG"/>
+        </w:rPr>
+        <w:t>لتقدمها الأرملة. إنه إيماننا المحدود وليست معونات الله. إن هذا يظهر أيضًا في مثال بطرس في لوقا 5: 6، 7. وفور النعمة التي يُظهرها الرب تفوق وسائط الناس الضعيفة: الشباك ابتدأت تتمزق والسفينتان قاربتا على الغرق (مزمور 61: 3؛ أنظر أيضًا ملاخي 3: 10).</w:t>
+      </w:r>
+    </w:p>
+    <w:p>
+      <w:pPr>
+        <w:bidi/>
+        <w:jc w:val="both"/>
+        <w:rPr>
+          <w:sz w:val="56"/>
+          <w:szCs w:val="56"/>
+          <w:rtl/>
+          <w:lang w:val="en-US" w:bidi="ar-EG"/>
+        </w:rPr>
+      </w:pPr>
+      <w:r>
+        <w:rPr>
+          <w:rFonts w:hint="cs"/>
+          <w:sz w:val="56"/>
+          <w:szCs w:val="56"/>
+          <w:rtl/>
+          <w:lang w:val="en-US" w:bidi="ar-EG"/>
+        </w:rPr>
+        <w:t>دعونا نطلب من الله بأن يحررنا من عدم إيماننا، وبأن يهبنا إيمانًا جريئًا (يعقوب 1: 6، 7)..</w:t>
+      </w:r>
+    </w:p>
+    <w:p>
+      <w:pPr>
+        <w:bidi/>
+        <w:jc w:val="both"/>
+        <w:rPr>
           <w:b/>
           <w:bCs/>
-          <w:sz w:val="28"/>
-          <w:szCs w:val="28"/>
-          <w:u w:val="single"/>
-          <w:rtl/>
-        </w:rPr>
-        <w:instrText xml:space="preserve"> "</w:instrText>
-      </w:r>
-      <w:r>
-        <w:rPr>
-          <w:rFonts w:ascii="Sakkal Majalla" w:hAnsi="Sakkal Majalla" w:cs="Sakkal Majalla"/>
+          <w:color w:val="FF0000"/>
+          <w:sz w:val="56"/>
+          <w:szCs w:val="56"/>
+          <w:rtl/>
+          <w:lang w:val="en-US" w:bidi="ar-EG"/>
+        </w:rPr>
+      </w:pPr>
+      <w:r>
+        <w:rPr>
+          <w:rFonts w:hint="cs"/>
           <w:b/>
           <w:bCs/>
-          <w:sz w:val="28"/>
-          <w:szCs w:val="28"/>
-          <w:u w:val="single"/>
-        </w:rPr>
-        <w:instrText>https://www.bibelstudium.de/articles/3032/fisch-in-goldener-schale.html</w:instrText>
-      </w:r>
-      <w:r>
-        <w:rPr>
-          <w:rFonts w:ascii="Sakkal Majalla" w:hAnsi="Sakkal Majalla" w:cs="Sakkal Majalla"/>
+          <w:color w:val="FF0000"/>
+          <w:sz w:val="56"/>
+          <w:szCs w:val="56"/>
+          <w:rtl/>
+          <w:lang w:val="en-US" w:bidi="ar-EG"/>
+        </w:rPr>
+        <w:t>إن وسّعت تخومي</w:t>
+      </w:r>
+    </w:p>
+    <w:p>
+      <w:pPr>
+        <w:bidi/>
+        <w:jc w:val="both"/>
+        <w:rPr>
+          <w:sz w:val="56"/>
+          <w:szCs w:val="56"/>
+          <w:rtl/>
+          <w:lang w:val="en-US" w:bidi="ar-EG"/>
+        </w:rPr>
+      </w:pPr>
+      <w:r>
+        <w:rPr>
+          <w:rFonts w:hint="cs"/>
+          <w:sz w:val="56"/>
+          <w:szCs w:val="56"/>
+          <w:rtl/>
+          <w:lang w:val="en-US" w:bidi="ar-EG"/>
+        </w:rPr>
+        <w:t>إننا دائمًا نحتاج بأن يوقظ الرب فينا رغبة أكبر بأن نتقدّم. يا ليته يهبنا بأن نتملّك البركات الروحية، التي هي نصيبنا في المسيح، بقدر أوفر؛ لأنه "</w:t>
+      </w:r>
+      <w:r>
+        <w:rPr>
+          <w:sz w:val="56"/>
+          <w:szCs w:val="56"/>
+          <w:rtl/>
+          <w:lang w:val="en-US" w:bidi="ar-EG"/>
+        </w:rPr>
+        <w:t>وَقَدْ بَقِيَتْ أَرْضٌ كَثِيرَةٌ جِدًّا لِلامْتِلاَكِ</w:t>
+      </w:r>
+      <w:r>
+        <w:rPr>
+          <w:rFonts w:hint="cs"/>
+          <w:sz w:val="56"/>
+          <w:szCs w:val="56"/>
+          <w:rtl/>
+          <w:lang w:val="en-US" w:bidi="ar-EG"/>
+        </w:rPr>
+        <w:t xml:space="preserve">" (يشوع 13: 1). في </w:t>
+      </w:r>
+      <w:proofErr w:type="spellStart"/>
+      <w:r>
+        <w:rPr>
+          <w:rFonts w:hint="cs"/>
+          <w:sz w:val="56"/>
+          <w:szCs w:val="56"/>
+          <w:rtl/>
+          <w:lang w:val="en-US" w:bidi="ar-EG"/>
+        </w:rPr>
+        <w:t>عكسة</w:t>
+      </w:r>
+      <w:proofErr w:type="spellEnd"/>
+      <w:r>
+        <w:rPr>
+          <w:rFonts w:hint="cs"/>
+          <w:sz w:val="56"/>
+          <w:szCs w:val="56"/>
+          <w:rtl/>
+          <w:lang w:val="en-US" w:bidi="ar-EG"/>
+        </w:rPr>
+        <w:t xml:space="preserve"> نجد ذات صفة الإيمان: "</w:t>
+      </w:r>
+      <w:r>
+        <w:rPr>
+          <w:sz w:val="56"/>
+          <w:szCs w:val="56"/>
+          <w:rtl/>
+          <w:lang w:val="en-US" w:bidi="ar-EG"/>
+        </w:rPr>
+        <w:t>«أَعْطِنِي بَرَكَةً. لأَنَّكَ أَعْطَيْتَنِي أَرْضَ الْجَنُوبِ، فَأَعْطِنِي يَنَابِيعَ مَاءٍ»</w:t>
+      </w:r>
+      <w:r>
+        <w:rPr>
+          <w:rFonts w:hint="cs"/>
+          <w:sz w:val="56"/>
+          <w:szCs w:val="56"/>
+          <w:rtl/>
+          <w:lang w:val="en-US" w:bidi="ar-EG"/>
+        </w:rPr>
+        <w:t xml:space="preserve"> (قضاة 1: 12 </w:t>
+      </w:r>
+      <w:r>
+        <w:rPr>
+          <w:sz w:val="56"/>
+          <w:szCs w:val="56"/>
+          <w:rtl/>
+          <w:lang w:val="en-US" w:bidi="ar-EG"/>
+        </w:rPr>
+        <w:t>–</w:t>
+      </w:r>
+      <w:r>
+        <w:rPr>
+          <w:rFonts w:hint="cs"/>
+          <w:sz w:val="56"/>
+          <w:szCs w:val="56"/>
+          <w:rtl/>
+          <w:lang w:val="en-US" w:bidi="ar-EG"/>
+        </w:rPr>
+        <w:t xml:space="preserve"> 15)! هي لم تُسئ فهمها لِما قد أعطاها كالب، لكنها طلبت المزيد. أليست هذه هي رغبتنا أيضًا؟ كم تمثّلت </w:t>
+      </w:r>
+      <w:proofErr w:type="spellStart"/>
+      <w:r>
+        <w:rPr>
+          <w:rFonts w:hint="cs"/>
+          <w:sz w:val="56"/>
+          <w:szCs w:val="56"/>
+          <w:rtl/>
+          <w:lang w:val="en-US" w:bidi="ar-EG"/>
+        </w:rPr>
+        <w:t>عكسة</w:t>
+      </w:r>
+      <w:proofErr w:type="spellEnd"/>
+      <w:r>
+        <w:rPr>
+          <w:rFonts w:hint="cs"/>
+          <w:sz w:val="56"/>
+          <w:szCs w:val="56"/>
+          <w:rtl/>
+          <w:lang w:val="en-US" w:bidi="ar-EG"/>
+        </w:rPr>
+        <w:t xml:space="preserve"> بإيمان أبيها (عبرانيين 13: 7)، وفي مناسبة أخرى طلب </w:t>
+      </w:r>
+      <w:r>
+        <w:rPr>
+          <w:rFonts w:hint="cs"/>
+          <w:sz w:val="56"/>
+          <w:szCs w:val="56"/>
+          <w:rtl/>
+          <w:lang w:val="en-US" w:bidi="ar-EG"/>
+        </w:rPr>
+        <w:lastRenderedPageBreak/>
+        <w:t>يشوع: "</w:t>
+      </w:r>
+      <w:r>
+        <w:rPr>
+          <w:sz w:val="56"/>
+          <w:szCs w:val="56"/>
+          <w:rtl/>
+          <w:lang w:val="en-US" w:bidi="ar-EG"/>
+        </w:rPr>
+        <w:t>أَعْطِنِي هذَا الْجَبَلَ</w:t>
+      </w:r>
+      <w:r>
+        <w:rPr>
+          <w:rFonts w:hint="cs"/>
+          <w:sz w:val="56"/>
+          <w:szCs w:val="56"/>
+          <w:rtl/>
+          <w:lang w:val="en-US" w:bidi="ar-EG"/>
+        </w:rPr>
+        <w:t xml:space="preserve"> (سلسلة الجبال)" (يشوع 14: 12). وهذا بغض النظر عن بني عناق، العمالقة، الذين سكنوا هناك!</w:t>
+      </w:r>
+    </w:p>
+    <w:p>
+      <w:pPr>
+        <w:bidi/>
+        <w:jc w:val="both"/>
+        <w:rPr>
           <w:b/>
           <w:bCs/>
-          <w:sz w:val="28"/>
-          <w:szCs w:val="28"/>
-          <w:u w:val="single"/>
-          <w:rtl/>
-        </w:rPr>
-        <w:instrText xml:space="preserve">" </w:instrText>
-      </w:r>
-      <w:r>
-        <w:rPr>
-          <w:rFonts w:ascii="Sakkal Majalla" w:hAnsi="Sakkal Majalla" w:cs="Sakkal Majalla"/>
+          <w:color w:val="FF0000"/>
+          <w:sz w:val="56"/>
+          <w:szCs w:val="56"/>
+          <w:rtl/>
+          <w:lang w:val="en-US" w:bidi="ar-EG"/>
+        </w:rPr>
+      </w:pPr>
+      <w:r>
+        <w:rPr>
+          <w:rFonts w:hint="cs"/>
           <w:b/>
           <w:bCs/>
-          <w:sz w:val="28"/>
-          <w:szCs w:val="28"/>
-          <w:u w:val="single"/>
-          <w:rtl/>
-        </w:rPr>
-      </w:r>
-      <w:r>
-        <w:rPr>
-          <w:rFonts w:ascii="Sakkal Majalla" w:hAnsi="Sakkal Majalla" w:cs="Sakkal Majalla"/>
+          <w:color w:val="FF0000"/>
+          <w:sz w:val="56"/>
+          <w:szCs w:val="56"/>
+          <w:rtl/>
+          <w:lang w:val="en-US" w:bidi="ar-EG"/>
+        </w:rPr>
+        <w:t>إن كانت يدك معي</w:t>
+      </w:r>
+    </w:p>
+    <w:p>
+      <w:pPr>
+        <w:bidi/>
+        <w:jc w:val="both"/>
+        <w:rPr>
+          <w:sz w:val="56"/>
+          <w:szCs w:val="56"/>
+          <w:rtl/>
+          <w:lang w:val="en-US" w:bidi="ar-EG"/>
+        </w:rPr>
+      </w:pPr>
+      <w:r>
+        <w:rPr>
+          <w:rFonts w:hint="cs"/>
+          <w:sz w:val="56"/>
+          <w:szCs w:val="56"/>
+          <w:rtl/>
+          <w:lang w:val="en-US" w:bidi="ar-EG"/>
+        </w:rPr>
+        <w:t>يا له من مثال للتبعية! لا شيء من دونه. في يقيننا بعدم كفايتنا نفهم كم لا يمكننا الاستغناء عن الرب. وفي أن موسى فهم ذلك قال: "</w:t>
+      </w:r>
+      <w:r>
+        <w:rPr>
+          <w:sz w:val="56"/>
+          <w:szCs w:val="56"/>
+          <w:rtl/>
+          <w:lang w:val="en-US" w:bidi="ar-EG"/>
+        </w:rPr>
+        <w:t>«إِنْ لَمْ يَسِرْ وَجْهُكَ فَلاَ تُصْعِدْنَا مِنْ ههُنَا،</w:t>
+      </w:r>
+      <w:r>
+        <w:rPr>
+          <w:rFonts w:hint="cs"/>
+          <w:sz w:val="56"/>
+          <w:szCs w:val="56"/>
+          <w:rtl/>
+          <w:lang w:val="en-US" w:bidi="ar-EG"/>
+        </w:rPr>
+        <w:t>" (خروج 33: 15). إن الاستقلالية هو شكل من أشكال افتخارنا، أساس كل هزائمنا. كلما قل اعتمادنا على الرب، فهذا دائمًا سببه أننا لدينا ثقة متزايدة في أنفسنا (2. أخبار الأيام 26: 15، 16).</w:t>
+      </w:r>
+    </w:p>
+    <w:p>
+      <w:pPr>
+        <w:bidi/>
+        <w:jc w:val="both"/>
+        <w:rPr>
           <w:b/>
           <w:bCs/>
-          <w:sz w:val="28"/>
-          <w:szCs w:val="28"/>
-          <w:u w:val="single"/>
-          <w:rtl/>
-        </w:rPr>
-        <w:fldChar w:fldCharType="separate"/>
-      </w:r>
-      <w:r>
-        <w:rPr>
-          <w:rStyle w:val="Hyperlink"/>
-          <w:rFonts w:ascii="Sakkal Majalla" w:hAnsi="Sakkal Majalla" w:cs="Sakkal Majalla" w:hint="cs"/>
+          <w:color w:val="FF0000"/>
+          <w:sz w:val="56"/>
+          <w:szCs w:val="56"/>
+          <w:rtl/>
+          <w:lang w:val="en-US" w:bidi="ar-EG"/>
+        </w:rPr>
+      </w:pPr>
+      <w:r>
+        <w:rPr>
+          <w:rFonts w:hint="cs"/>
           <w:b/>
           <w:bCs/>
-          <w:sz w:val="28"/>
-          <w:szCs w:val="28"/>
-          <w:rtl/>
-        </w:rPr>
-        <w:t>سمكة في وعاء من ذهب؟</w:t>
-      </w:r>
-      <w:r>
-        <w:rPr>
-          <w:rFonts w:ascii="Sakkal Majalla" w:hAnsi="Sakkal Majalla" w:cs="Sakkal Majalla"/>
-          <w:b/>
-          <w:bCs/>
-          <w:sz w:val="28"/>
-          <w:szCs w:val="28"/>
-          <w:u w:val="single"/>
-          <w:rtl/>
-        </w:rPr>
-        <w:fldChar w:fldCharType="end"/>
+          <w:color w:val="FF0000"/>
+          <w:sz w:val="56"/>
+          <w:szCs w:val="56"/>
+          <w:rtl/>
+          <w:lang w:val="en-US" w:bidi="ar-EG"/>
+        </w:rPr>
+        <w:t>إن أبعدت الشر عني حتى لا يؤلمني</w:t>
       </w:r>
     </w:p>
     <w:p>
@@ -139,75 +1212,64 @@
         <w:bidi/>
         <w:jc w:val="both"/>
         <w:rPr>
-          <w:rFonts w:ascii="Sakkal Majalla" w:hAnsi="Sakkal Majalla" w:cs="Sakkal Majalla"/>
-          <w:b/>
-          <w:bCs/>
-          <w:sz w:val="28"/>
-          <w:szCs w:val="28"/>
-          <w:rtl/>
-        </w:rPr>
-      </w:pPr>
-      <w:proofErr w:type="spellStart"/>
-      <w:r>
-        <w:rPr>
-          <w:rFonts w:ascii="Sakkal Majalla" w:hAnsi="Sakkal Majalla" w:cs="Sakkal Majalla" w:hint="cs"/>
-          <w:b/>
-          <w:bCs/>
-          <w:sz w:val="28"/>
-          <w:szCs w:val="28"/>
-          <w:rtl/>
-        </w:rPr>
-        <w:t>جيريد</w:t>
-      </w:r>
-      <w:proofErr w:type="spellEnd"/>
-      <w:r>
-        <w:rPr>
-          <w:rFonts w:ascii="Sakkal Majalla" w:hAnsi="Sakkal Majalla" w:cs="Sakkal Majalla" w:hint="cs"/>
-          <w:b/>
-          <w:bCs/>
-          <w:sz w:val="28"/>
-          <w:szCs w:val="28"/>
-          <w:rtl/>
-        </w:rPr>
-        <w:t xml:space="preserve"> </w:t>
-      </w:r>
-      <w:proofErr w:type="spellStart"/>
-      <w:r>
-        <w:rPr>
-          <w:rFonts w:ascii="Sakkal Majalla" w:hAnsi="Sakkal Majalla" w:cs="Sakkal Majalla" w:hint="cs"/>
-          <w:b/>
-          <w:bCs/>
-          <w:sz w:val="28"/>
-          <w:szCs w:val="28"/>
-          <w:rtl/>
-        </w:rPr>
-        <w:t>زيتسير</w:t>
-      </w:r>
-      <w:proofErr w:type="spellEnd"/>
+          <w:sz w:val="56"/>
+          <w:szCs w:val="56"/>
+          <w:rtl/>
+          <w:lang w:val="en-US" w:bidi="ar-EG"/>
+        </w:rPr>
+      </w:pPr>
+      <w:r>
+        <w:rPr>
+          <w:rFonts w:hint="cs"/>
+          <w:sz w:val="56"/>
+          <w:szCs w:val="56"/>
+          <w:rtl/>
+          <w:lang w:val="en-US" w:bidi="ar-EG"/>
+        </w:rPr>
+        <w:t>"مخافة الرب هي مكرهة الشر" (أمثال 8: 13). إننا ونحن موجودين في عالم موضوع كله في الشرير (1. يوحنا 5: 19) نحتاج بأن يؤثر الرب فينا مثل هذا الخوف. إننا ليس ل</w:t>
+      </w:r>
+      <w:r>
+        <w:rPr>
+          <w:rFonts w:hint="cs"/>
+          <w:sz w:val="56"/>
+          <w:szCs w:val="56"/>
+          <w:rtl/>
+          <w:lang w:val="en-US" w:bidi="ar-EG"/>
+        </w:rPr>
+        <w:t>دي</w:t>
+      </w:r>
+      <w:r>
+        <w:rPr>
+          <w:rFonts w:hint="cs"/>
+          <w:sz w:val="56"/>
+          <w:szCs w:val="56"/>
+          <w:rtl/>
+          <w:lang w:val="en-US" w:bidi="ar-EG"/>
+        </w:rPr>
+        <w:t>نا القدرة بأن نحمي أنفسنا من الخطية الملتفة من حولنا بسهولة (عبرانيين 12: 1). الرب وحده القادر أن يقودنا في طريق القداسة والتقديس العملي (مزمور 23: 3).</w:t>
+      </w:r>
     </w:p>
     <w:p>
       <w:pPr>
         <w:bidi/>
         <w:jc w:val="both"/>
         <w:rPr>
-          <w:rFonts w:ascii="Sakkal Majalla" w:hAnsi="Sakkal Majalla" w:cs="Sakkal Majalla"/>
-          <w:b/>
-          <w:bCs/>
-          <w:sz w:val="28"/>
-          <w:szCs w:val="28"/>
-          <w:rtl/>
-        </w:rPr>
-      </w:pPr>
-      <w:r>
-        <w:rPr>
-          <w:rFonts w:ascii="Sakkal Majalla" w:hAnsi="Sakkal Majalla" w:cs="Sakkal Majalla" w:hint="cs"/>
-          <w:b/>
-          <w:bCs/>
-          <w:sz w:val="28"/>
-          <w:szCs w:val="28"/>
-          <w:rtl/>
-        </w:rPr>
-        <w:t>يوحنا 3: 5</w:t>
+          <w:sz w:val="56"/>
+          <w:szCs w:val="56"/>
+          <w:rtl/>
+          <w:lang w:val="en-US" w:bidi="ar-EG"/>
+        </w:rPr>
+      </w:pPr>
+      <w:r>
+        <w:rPr>
+          <w:rFonts w:hint="cs"/>
+          <w:sz w:val="56"/>
+          <w:szCs w:val="56"/>
+          <w:rtl/>
+          <w:lang w:val="en-US" w:bidi="ar-EG"/>
+        </w:rPr>
+        <w:lastRenderedPageBreak/>
+        <w:t>وها نحن الآن أمامنا هذا الرجل الذي اسمه "وجع"، وهو يطلب من الله بأن يعطيه أن يعيش من دون ألم. لقد فهم، أن الوجع هو نتيجة للشر. لكنه اعترف بأن الله بوسعه أن يُزيل عنه ما قد لصق به منذ ولادته.</w:t>
       </w:r>
     </w:p>
     <w:p>
@@ -215,20 +1277,43 @@
         <w:bidi/>
         <w:jc w:val="both"/>
         <w:rPr>
-          <w:rFonts w:ascii="Sakkal Majalla" w:hAnsi="Sakkal Majalla" w:cs="Sakkal Majalla"/>
-          <w:sz w:val="28"/>
-          <w:szCs w:val="28"/>
-          <w:rtl/>
-        </w:rPr>
-      </w:pPr>
-      <w:r>
-        <w:rPr>
-          <w:rFonts w:ascii="Sakkal Majalla" w:hAnsi="Sakkal Majalla" w:cs="Sakkal Majalla" w:hint="cs"/>
-          <w:sz w:val="28"/>
-          <w:szCs w:val="28"/>
-          <w:rtl/>
-        </w:rPr>
-        <w:t>تخيّل نفسك سمكة اصطادوك من الماء ووضعوك في وعاء من ذهب مزيّن بأجمل الورود. عدا عن ذلك يعطّرون الجوّ بأعذب العطور وتُعزف من خلفك موسيقى رائعة. كل شيء مثالي. لكن هل السمكة سعيدة؟</w:t>
+          <w:sz w:val="56"/>
+          <w:szCs w:val="56"/>
+          <w:rtl/>
+          <w:lang w:val="en-US" w:bidi="ar-EG"/>
+        </w:rPr>
+      </w:pPr>
+      <w:r>
+        <w:rPr>
+          <w:rFonts w:hint="cs"/>
+          <w:sz w:val="56"/>
+          <w:szCs w:val="56"/>
+          <w:rtl/>
+          <w:lang w:val="en-US" w:bidi="ar-EG"/>
+        </w:rPr>
+        <w:t xml:space="preserve">ومن المؤكد أنه لم يفوتنا، بأن جميع هذه الطلبات ابتدأن بكلمة "إن". والآن ربما نحن نتوقع جملة تبدأ هكذا: إن كنت ...، عندها سأفعل ... ولكن لم يُذكر أي شيء من هذا القبيل على فم </w:t>
+      </w:r>
+      <w:proofErr w:type="spellStart"/>
+      <w:r>
+        <w:rPr>
+          <w:rFonts w:hint="cs"/>
+          <w:sz w:val="56"/>
+          <w:szCs w:val="56"/>
+          <w:rtl/>
+          <w:lang w:val="en-US" w:bidi="ar-EG"/>
+        </w:rPr>
+        <w:t>يعبيص</w:t>
+      </w:r>
+      <w:proofErr w:type="spellEnd"/>
+      <w:r>
+        <w:rPr>
+          <w:rFonts w:hint="cs"/>
+          <w:sz w:val="56"/>
+          <w:szCs w:val="56"/>
+          <w:rtl/>
+          <w:lang w:val="en-US" w:bidi="ar-EG"/>
+        </w:rPr>
+        <w:t>. إنه لم يكُن لديه أي جدال ليدخل فيه ولا أي اعتراض يقدمه. هو طرح نفسه تمامًا على أرضية نعمة الله، وهذا ما منح لصلاته رائحة زكية. يا ليتنا نمكث دومًا على هذه الأرضية، لأنه فقط على أساس النعمة يمكننا الاقتراب من الله وعلى هذه القاعدة فقط سيستجيب لنا.</w:t>
       </w:r>
     </w:p>
     <w:p>
@@ -236,20 +1321,78 @@
         <w:bidi/>
         <w:jc w:val="both"/>
         <w:rPr>
-          <w:rFonts w:ascii="Sakkal Majalla" w:hAnsi="Sakkal Majalla" w:cs="Sakkal Majalla"/>
-          <w:sz w:val="28"/>
-          <w:szCs w:val="28"/>
-          <w:rtl/>
-        </w:rPr>
-      </w:pPr>
-      <w:r>
-        <w:rPr>
-          <w:rFonts w:ascii="Sakkal Majalla" w:hAnsi="Sakkal Majalla" w:cs="Sakkal Majalla" w:hint="cs"/>
-          <w:sz w:val="28"/>
-          <w:szCs w:val="28"/>
-          <w:rtl/>
-        </w:rPr>
-        <w:t>بالطبع لا. ولِمَ لا؟ لأنها ليست في عنصر حياتها. فما يُقدّم لها لا يتفق مع طبيعتها.</w:t>
+          <w:sz w:val="56"/>
+          <w:szCs w:val="56"/>
+          <w:rtl/>
+          <w:lang w:val="en-US" w:bidi="ar-EG"/>
+        </w:rPr>
+      </w:pPr>
+      <w:r>
+        <w:rPr>
+          <w:rFonts w:hint="cs"/>
+          <w:sz w:val="56"/>
+          <w:szCs w:val="56"/>
+          <w:rtl/>
+          <w:lang w:val="en-US" w:bidi="ar-EG"/>
+        </w:rPr>
+        <w:t>يا لها من صورة مناقضة ليعقوب في تكوين 28: 20! فهو أيضًا بدأ طلبه بكلمة "إن". وهو أيضًا طلب من الله، بأن يباركه. لكنه تجرأ بأن يقدم للرب إنجازًا مقابل استجابته: "</w:t>
+      </w:r>
+      <w:r>
+        <w:rPr>
+          <w:sz w:val="56"/>
+          <w:szCs w:val="56"/>
+          <w:rtl/>
+          <w:lang w:val="en-US" w:bidi="ar-EG"/>
+        </w:rPr>
+        <w:t>يَكُونُ الرَّبُّ لِي إِلهًا</w:t>
+      </w:r>
+      <w:r>
+        <w:rPr>
+          <w:rFonts w:hint="cs"/>
+          <w:sz w:val="56"/>
+          <w:szCs w:val="56"/>
+          <w:rtl/>
+          <w:lang w:val="en-US" w:bidi="ar-EG"/>
+        </w:rPr>
+        <w:t xml:space="preserve"> ...</w:t>
+      </w:r>
+      <w:r>
+        <w:rPr>
+          <w:sz w:val="56"/>
+          <w:szCs w:val="56"/>
+          <w:rtl/>
+          <w:lang w:val="en-US" w:bidi="ar-EG"/>
+        </w:rPr>
+        <w:t xml:space="preserve"> وَكُلُّ مَا تُعْطِينِي فَإِنِّي أُعَشِّرُهُ لَكَ»</w:t>
+      </w:r>
+      <w:r>
+        <w:rPr>
+          <w:rFonts w:hint="cs"/>
+          <w:sz w:val="56"/>
+          <w:szCs w:val="56"/>
+          <w:rtl/>
+          <w:lang w:val="en-US" w:bidi="ar-EG"/>
+        </w:rPr>
+        <w:t xml:space="preserve"> (عدد 21، 22). يا للمسكين يعقوب، لقد كانت معاهدة أراد أن يعقدها مع الله: العشور مقابل البركة (تكوين 28: 20 </w:t>
+      </w:r>
+      <w:r>
+        <w:rPr>
+          <w:sz w:val="56"/>
+          <w:szCs w:val="56"/>
+          <w:rtl/>
+          <w:lang w:val="en-US" w:bidi="ar-EG"/>
+        </w:rPr>
+        <w:t>–</w:t>
+      </w:r>
+      <w:r>
+        <w:rPr>
+          <w:rFonts w:hint="cs"/>
+          <w:sz w:val="56"/>
+          <w:szCs w:val="56"/>
+          <w:rtl/>
+          <w:lang w:val="en-US" w:bidi="ar-EG"/>
+        </w:rPr>
+        <w:t xml:space="preserve"> 22). هل نسي مِن أين أتت العشور؟ (1. أخبار الأيام 29: 14).</w:t>
       </w:r>
     </w:p>
     <w:p>
@@ -257,38 +1400,85 @@
         <w:bidi/>
         <w:jc w:val="both"/>
         <w:rPr>
-          <w:rFonts w:ascii="Sakkal Majalla" w:hAnsi="Sakkal Majalla" w:cs="Sakkal Majalla"/>
-          <w:sz w:val="28"/>
-          <w:szCs w:val="28"/>
-          <w:rtl/>
-        </w:rPr>
-      </w:pPr>
-      <w:r>
-        <w:rPr>
-          <w:rFonts w:ascii="Sakkal Majalla" w:hAnsi="Sakkal Majalla" w:cs="Sakkal Majalla" w:hint="cs"/>
-          <w:sz w:val="28"/>
-          <w:szCs w:val="28"/>
-          <w:rtl/>
-        </w:rPr>
-        <w:t xml:space="preserve">وهل تعلم؟ الخاطئ سيكون حاله في السماء مثلها تمامًا. من المؤكد بأن الخطاة لن يدخلوا السماء بخطاياهم. ولكن إن وصلوا إلى هناك </w:t>
-      </w:r>
-      <w:r>
-        <w:rPr>
-          <w:rFonts w:ascii="Sakkal Majalla" w:hAnsi="Sakkal Majalla" w:cs="Sakkal Majalla"/>
-          <w:sz w:val="28"/>
-          <w:szCs w:val="28"/>
-          <w:rtl/>
-        </w:rPr>
-        <w:t>–</w:t>
-      </w:r>
-      <w:r>
-        <w:rPr>
-          <w:rFonts w:ascii="Sakkal Majalla" w:hAnsi="Sakkal Majalla" w:cs="Sakkal Majalla" w:hint="cs"/>
-          <w:sz w:val="28"/>
-          <w:szCs w:val="28"/>
-          <w:rtl/>
-        </w:rPr>
-        <w:t xml:space="preserve"> ماذا كانوا سيريدونه هناك؟ إنهم سيشعرون براحة مثل السمكة في وعائها الذهبي.</w:t>
+          <w:sz w:val="56"/>
+          <w:szCs w:val="56"/>
+          <w:rtl/>
+          <w:lang w:val="en-US" w:bidi="ar-EG"/>
+        </w:rPr>
+      </w:pPr>
+      <w:r>
+        <w:rPr>
+          <w:rFonts w:hint="cs"/>
+          <w:sz w:val="56"/>
+          <w:szCs w:val="56"/>
+          <w:rtl/>
+          <w:lang w:val="en-US" w:bidi="ar-EG"/>
+        </w:rPr>
+        <w:lastRenderedPageBreak/>
+        <w:t xml:space="preserve">لكن في قصة </w:t>
+      </w:r>
+      <w:proofErr w:type="spellStart"/>
+      <w:r>
+        <w:rPr>
+          <w:rFonts w:hint="cs"/>
+          <w:sz w:val="56"/>
+          <w:szCs w:val="56"/>
+          <w:rtl/>
+          <w:lang w:val="en-US" w:bidi="ar-EG"/>
+        </w:rPr>
+        <w:t>يعبيص</w:t>
+      </w:r>
+      <w:proofErr w:type="spellEnd"/>
+      <w:r>
+        <w:rPr>
+          <w:rFonts w:hint="cs"/>
+          <w:sz w:val="56"/>
+          <w:szCs w:val="56"/>
+          <w:rtl/>
+          <w:lang w:val="en-US" w:bidi="ar-EG"/>
+        </w:rPr>
+        <w:t xml:space="preserve"> نهاية العدد 10 مثير للدهشة، نعم ورائع: "</w:t>
+      </w:r>
+      <w:r>
+        <w:rPr>
+          <w:sz w:val="56"/>
+          <w:szCs w:val="56"/>
+          <w:rtl/>
+          <w:lang w:val="en-US" w:bidi="ar-EG"/>
+        </w:rPr>
+        <w:t>فَآتَاهُ اللهُ بِمَا سَأَلَ</w:t>
+      </w:r>
+      <w:r>
+        <w:rPr>
+          <w:rFonts w:hint="cs"/>
+          <w:sz w:val="56"/>
+          <w:szCs w:val="56"/>
+          <w:rtl/>
+          <w:lang w:val="en-US" w:bidi="ar-EG"/>
+        </w:rPr>
+        <w:t xml:space="preserve">." من دون مردود، من دون احتجاجات ومن دون تقديم عروض ظهرت النعمة من </w:t>
+      </w:r>
+      <w:proofErr w:type="spellStart"/>
+      <w:r>
+        <w:rPr>
+          <w:rFonts w:hint="cs"/>
+          <w:sz w:val="56"/>
+          <w:szCs w:val="56"/>
+          <w:rtl/>
+          <w:lang w:val="en-US" w:bidi="ar-EG"/>
+        </w:rPr>
+        <w:t>يعبيص</w:t>
+      </w:r>
+      <w:proofErr w:type="spellEnd"/>
+      <w:r>
+        <w:rPr>
+          <w:rFonts w:hint="cs"/>
+          <w:sz w:val="56"/>
+          <w:szCs w:val="56"/>
+          <w:rtl/>
+          <w:lang w:val="en-US" w:bidi="ar-EG"/>
+        </w:rPr>
+        <w:t xml:space="preserve"> في ملء لمعانها. على الرغم من كوننا هنا في العهد القديم، إلا أن النعمة أثبتت وجودها من نحو أحد أكثر الأشخاص فرادة، والذين طرحوا أنفسهم على هذه الأرضية المباركة.</w:t>
       </w:r>
     </w:p>
     <w:p>
@@ -296,51 +1486,370 @@
         <w:bidi/>
         <w:jc w:val="both"/>
         <w:rPr>
-          <w:rFonts w:ascii="Sakkal Majalla" w:hAnsi="Sakkal Majalla" w:cs="Sakkal Majalla"/>
-          <w:sz w:val="28"/>
-          <w:szCs w:val="28"/>
-          <w:rtl/>
-        </w:rPr>
-      </w:pPr>
-      <w:r>
-        <w:rPr>
-          <w:rFonts w:ascii="Sakkal Majalla" w:hAnsi="Sakkal Majalla" w:cs="Sakkal Majalla" w:hint="cs"/>
-          <w:sz w:val="28"/>
-          <w:szCs w:val="28"/>
-          <w:rtl/>
-        </w:rPr>
-        <w:t>إن ما يحتاجه الإنسان هو طبيعة جديدة: "ينبغي أن تولدوا ثانية"، يقول الرب يسوع المسيح.</w:t>
+          <w:sz w:val="56"/>
+          <w:szCs w:val="56"/>
+          <w:rtl/>
+          <w:lang w:val="en-US" w:bidi="ar-EG"/>
+        </w:rPr>
+      </w:pPr>
+      <w:r>
+        <w:rPr>
+          <w:rFonts w:hint="cs"/>
+          <w:sz w:val="56"/>
+          <w:szCs w:val="56"/>
+          <w:rtl/>
+          <w:lang w:val="en-US" w:bidi="ar-EG"/>
+        </w:rPr>
+        <w:t xml:space="preserve">يا ليت الرب يهبنا بأن نستند مثل </w:t>
+      </w:r>
+      <w:proofErr w:type="spellStart"/>
+      <w:r>
+        <w:rPr>
+          <w:rFonts w:hint="cs"/>
+          <w:sz w:val="56"/>
+          <w:szCs w:val="56"/>
+          <w:rtl/>
+          <w:lang w:val="en-US" w:bidi="ar-EG"/>
+        </w:rPr>
+        <w:t>يعبيص</w:t>
+      </w:r>
+      <w:proofErr w:type="spellEnd"/>
+      <w:r>
+        <w:rPr>
+          <w:rFonts w:hint="cs"/>
+          <w:sz w:val="56"/>
+          <w:szCs w:val="56"/>
+          <w:rtl/>
+          <w:lang w:val="en-US" w:bidi="ar-EG"/>
+        </w:rPr>
+        <w:t xml:space="preserve"> على نعمة الله الفياضة (2. كورنثوس 9: 14). عندها سيجعلنا نختبر، بأن هذه النعمة التي نحن قائمون فيها، هي نعمة الله الحقيقية (1. بطرس 5: 12).</w:t>
       </w:r>
     </w:p>
     <w:p>
       <w:pPr>
         <w:bidi/>
-        <w:jc w:val="center"/>
-        <w:rPr>
-          <w:rFonts w:ascii="Sakkal Majalla" w:hAnsi="Sakkal Majalla" w:cs="Sakkal Majalla"/>
-          <w:sz w:val="28"/>
-          <w:szCs w:val="28"/>
-          <w:rtl/>
-        </w:rPr>
-      </w:pPr>
-      <w:r>
-        <w:rPr>
-          <w:rFonts w:ascii="Sakkal Majalla" w:hAnsi="Sakkal Majalla" w:cs="Sakkal Majalla" w:hint="cs"/>
-          <w:sz w:val="28"/>
-          <w:szCs w:val="28"/>
-          <w:rtl/>
-        </w:rPr>
-        <w:t>- تم -</w:t>
-      </w:r>
+        <w:jc w:val="both"/>
+        <w:rPr>
+          <w:sz w:val="56"/>
+          <w:szCs w:val="56"/>
+          <w:rtl/>
+          <w:lang w:val="en-US" w:bidi="ar-EG"/>
+        </w:rPr>
+      </w:pPr>
+    </w:p>
+    <w:p>
+      <w:pPr>
+        <w:bidi/>
+        <w:jc w:val="both"/>
+        <w:rPr>
+          <w:sz w:val="56"/>
+          <w:szCs w:val="56"/>
+          <w:lang w:val="en-US" w:bidi="ar-EG"/>
+        </w:rPr>
+      </w:pPr>
+    </w:p>
+    <w:p>
+      <w:pPr>
+        <w:bidi/>
+        <w:jc w:val="both"/>
+        <w:rPr>
+          <w:rFonts w:hint="cs"/>
+          <w:sz w:val="56"/>
+          <w:szCs w:val="56"/>
+          <w:rtl/>
+          <w:lang w:val="en-US" w:bidi="ar-EG"/>
+        </w:rPr>
+      </w:pPr>
     </w:p>
     <w:sectPr>
       <w:pgSz w:w="11906" w:h="16838"/>
-      <w:pgMar w:top="1440" w:right="1440" w:bottom="1440" w:left="1440" w:header="708" w:footer="708" w:gutter="0"/>
+      <w:pgMar w:top="720" w:right="720" w:bottom="720" w:left="720" w:header="708" w:footer="708" w:gutter="0"/>
       <w:cols w:space="708"/>
-      <w:docGrid w:linePitch="360"/>
+      <w:docGrid w:linePitch="381"/>
     </w:sectPr>
   </w:body>
 </w:document>
+</file>
+
+<file path=word/numbering.xml><?xml version="1.0" encoding="utf-8"?>
+<w:numbering xmlns:wpc="http://schemas.microsoft.com/office/word/2010/wordprocessingCanvas" xmlns:cx="http://schemas.microsoft.com/office/drawing/2014/chartex" xmlns:cx1="http://schemas.microsoft.com/office/drawing/2015/9/8/chartex" xmlns:cx2="http://schemas.microsoft.com/office/drawing/2015/10/21/chartex" xmlns:cx3="http://schemas.microsoft.com/office/drawing/2016/5/9/chartex" xmlns:cx4="http://schemas.microsoft.com/office/drawing/2016/5/10/chartex" xmlns:cx5="http://schemas.microsoft.com/office/drawing/2016/5/11/chartex" xmlns:cx6="http://schemas.microsoft.com/office/drawing/2016/5/12/chartex" xmlns:cx7="http://schemas.microsoft.com/office/drawing/2016/5/13/chartex" xmlns:cx8="http://schemas.microsoft.com/office/drawing/2016/5/14/chartex" xmlns:mc="http://schemas.openxmlformats.org/markup-compatibility/2006" xmlns:aink="http://schemas.microsoft.com/office/drawing/2016/ink" xmlns:am3d="http://schemas.microsoft.com/office/drawing/2017/model3d" xmlns:o="urn:schemas-microsoft-com:office:office" xmlns:r="http://schemas.openxmlformats.org/officeDocument/2006/relationships" xmlns:m="http://schemas.openxmlformats.org/officeDocument/2006/math" xmlns:v="urn:schemas-microsoft-com:vml" xmlns:wp14="http://schemas.microsoft.com/office/word/2010/wordprocessingDrawing" xmlns:wp="http://schemas.openxmlformats.org/drawingml/2006/wordprocessingDrawing" xmlns:w10="urn:schemas-microsoft-com:office:word" xmlns:w="http://schemas.openxmlformats.org/wordprocessingml/2006/main" xmlns:w14="http://schemas.microsoft.com/office/word/2010/wordml" xmlns:w15="http://schemas.microsoft.com/office/word/2012/wordml" xmlns:w16cex="http://schemas.microsoft.com/office/word/2018/wordml/cex" xmlns:w16cid="http://schemas.microsoft.com/office/word/2016/wordml/cid" xmlns:w16="http://schemas.microsoft.com/office/word/2018/wordml" xmlns:w16se="http://schemas.microsoft.com/office/word/2015/wordml/symex" xmlns:wpg="http://schemas.microsoft.com/office/word/2010/wordprocessingGroup" xmlns:wpi="http://schemas.microsoft.com/office/word/2010/wordprocessingInk" xmlns:wne="http://schemas.microsoft.com/office/word/2006/wordml" xmlns:wps="http://schemas.microsoft.com/office/word/2010/wordprocessingShape" mc:Ignorable="w14 w15 w16se w16cid w16 w16cex wp14">
+  <w:abstractNum w:abstractNumId="0" w15:restartNumberingAfterBreak="0">
+    <w:nsid w:val="178D38C7"/>
+    <w:multiLevelType w:val="hybridMultilevel"/>
+    <w:tmpl w:val="5AF4B230"/>
+    <w:lvl w:ilvl="0" w:tplc="2000000F">
+      <w:start w:val="1"/>
+      <w:numFmt w:val="decimal"/>
+      <w:lvlText w:val="%1."/>
+      <w:lvlJc w:val="left"/>
+      <w:pPr>
+        <w:ind w:left="720" w:hanging="360"/>
+      </w:pPr>
+      <w:rPr>
+        <w:rFonts w:hint="default"/>
+      </w:rPr>
+    </w:lvl>
+    <w:lvl w:ilvl="1" w:tplc="20000019" w:tentative="1">
+      <w:start w:val="1"/>
+      <w:numFmt w:val="lowerLetter"/>
+      <w:lvlText w:val="%2."/>
+      <w:lvlJc w:val="left"/>
+      <w:pPr>
+        <w:ind w:left="1440" w:hanging="360"/>
+      </w:pPr>
+    </w:lvl>
+    <w:lvl w:ilvl="2" w:tplc="2000001B" w:tentative="1">
+      <w:start w:val="1"/>
+      <w:numFmt w:val="lowerRoman"/>
+      <w:lvlText w:val="%3."/>
+      <w:lvlJc w:val="right"/>
+      <w:pPr>
+        <w:ind w:left="2160" w:hanging="180"/>
+      </w:pPr>
+    </w:lvl>
+    <w:lvl w:ilvl="3" w:tplc="2000000F" w:tentative="1">
+      <w:start w:val="1"/>
+      <w:numFmt w:val="decimal"/>
+      <w:lvlText w:val="%4."/>
+      <w:lvlJc w:val="left"/>
+      <w:pPr>
+        <w:ind w:left="2880" w:hanging="360"/>
+      </w:pPr>
+    </w:lvl>
+    <w:lvl w:ilvl="4" w:tplc="20000019" w:tentative="1">
+      <w:start w:val="1"/>
+      <w:numFmt w:val="lowerLetter"/>
+      <w:lvlText w:val="%5."/>
+      <w:lvlJc w:val="left"/>
+      <w:pPr>
+        <w:ind w:left="3600" w:hanging="360"/>
+      </w:pPr>
+    </w:lvl>
+    <w:lvl w:ilvl="5" w:tplc="2000001B" w:tentative="1">
+      <w:start w:val="1"/>
+      <w:numFmt w:val="lowerRoman"/>
+      <w:lvlText w:val="%6."/>
+      <w:lvlJc w:val="right"/>
+      <w:pPr>
+        <w:ind w:left="4320" w:hanging="180"/>
+      </w:pPr>
+    </w:lvl>
+    <w:lvl w:ilvl="6" w:tplc="2000000F" w:tentative="1">
+      <w:start w:val="1"/>
+      <w:numFmt w:val="decimal"/>
+      <w:lvlText w:val="%7."/>
+      <w:lvlJc w:val="left"/>
+      <w:pPr>
+        <w:ind w:left="5040" w:hanging="360"/>
+      </w:pPr>
+    </w:lvl>
+    <w:lvl w:ilvl="7" w:tplc="20000019" w:tentative="1">
+      <w:start w:val="1"/>
+      <w:numFmt w:val="lowerLetter"/>
+      <w:lvlText w:val="%8."/>
+      <w:lvlJc w:val="left"/>
+      <w:pPr>
+        <w:ind w:left="5760" w:hanging="360"/>
+      </w:pPr>
+    </w:lvl>
+    <w:lvl w:ilvl="8" w:tplc="2000001B" w:tentative="1">
+      <w:start w:val="1"/>
+      <w:numFmt w:val="lowerRoman"/>
+      <w:lvlText w:val="%9."/>
+      <w:lvlJc w:val="right"/>
+      <w:pPr>
+        <w:ind w:left="6480" w:hanging="180"/>
+      </w:pPr>
+    </w:lvl>
+  </w:abstractNum>
+  <w:abstractNum w:abstractNumId="1" w15:restartNumberingAfterBreak="0">
+    <w:nsid w:val="54615EEE"/>
+    <w:multiLevelType w:val="hybridMultilevel"/>
+    <w:tmpl w:val="18FAAF14"/>
+    <w:lvl w:ilvl="0" w:tplc="2000000F">
+      <w:start w:val="1"/>
+      <w:numFmt w:val="decimal"/>
+      <w:lvlText w:val="%1."/>
+      <w:lvlJc w:val="left"/>
+      <w:pPr>
+        <w:ind w:left="720" w:hanging="360"/>
+      </w:pPr>
+      <w:rPr>
+        <w:rFonts w:hint="default"/>
+      </w:rPr>
+    </w:lvl>
+    <w:lvl w:ilvl="1" w:tplc="20000019" w:tentative="1">
+      <w:start w:val="1"/>
+      <w:numFmt w:val="lowerLetter"/>
+      <w:lvlText w:val="%2."/>
+      <w:lvlJc w:val="left"/>
+      <w:pPr>
+        <w:ind w:left="1440" w:hanging="360"/>
+      </w:pPr>
+    </w:lvl>
+    <w:lvl w:ilvl="2" w:tplc="2000001B" w:tentative="1">
+      <w:start w:val="1"/>
+      <w:numFmt w:val="lowerRoman"/>
+      <w:lvlText w:val="%3."/>
+      <w:lvlJc w:val="right"/>
+      <w:pPr>
+        <w:ind w:left="2160" w:hanging="180"/>
+      </w:pPr>
+    </w:lvl>
+    <w:lvl w:ilvl="3" w:tplc="2000000F" w:tentative="1">
+      <w:start w:val="1"/>
+      <w:numFmt w:val="decimal"/>
+      <w:lvlText w:val="%4."/>
+      <w:lvlJc w:val="left"/>
+      <w:pPr>
+        <w:ind w:left="2880" w:hanging="360"/>
+      </w:pPr>
+    </w:lvl>
+    <w:lvl w:ilvl="4" w:tplc="20000019" w:tentative="1">
+      <w:start w:val="1"/>
+      <w:numFmt w:val="lowerLetter"/>
+      <w:lvlText w:val="%5."/>
+      <w:lvlJc w:val="left"/>
+      <w:pPr>
+        <w:ind w:left="3600" w:hanging="360"/>
+      </w:pPr>
+    </w:lvl>
+    <w:lvl w:ilvl="5" w:tplc="2000001B" w:tentative="1">
+      <w:start w:val="1"/>
+      <w:numFmt w:val="lowerRoman"/>
+      <w:lvlText w:val="%6."/>
+      <w:lvlJc w:val="right"/>
+      <w:pPr>
+        <w:ind w:left="4320" w:hanging="180"/>
+      </w:pPr>
+    </w:lvl>
+    <w:lvl w:ilvl="6" w:tplc="2000000F" w:tentative="1">
+      <w:start w:val="1"/>
+      <w:numFmt w:val="decimal"/>
+      <w:lvlText w:val="%7."/>
+      <w:lvlJc w:val="left"/>
+      <w:pPr>
+        <w:ind w:left="5040" w:hanging="360"/>
+      </w:pPr>
+    </w:lvl>
+    <w:lvl w:ilvl="7" w:tplc="20000019" w:tentative="1">
+      <w:start w:val="1"/>
+      <w:numFmt w:val="lowerLetter"/>
+      <w:lvlText w:val="%8."/>
+      <w:lvlJc w:val="left"/>
+      <w:pPr>
+        <w:ind w:left="5760" w:hanging="360"/>
+      </w:pPr>
+    </w:lvl>
+    <w:lvl w:ilvl="8" w:tplc="2000001B" w:tentative="1">
+      <w:start w:val="1"/>
+      <w:numFmt w:val="lowerRoman"/>
+      <w:lvlText w:val="%9."/>
+      <w:lvlJc w:val="right"/>
+      <w:pPr>
+        <w:ind w:left="6480" w:hanging="180"/>
+      </w:pPr>
+    </w:lvl>
+  </w:abstractNum>
+  <w:abstractNum w:abstractNumId="2" w15:restartNumberingAfterBreak="0">
+    <w:nsid w:val="7A044E8E"/>
+    <w:multiLevelType w:val="hybridMultilevel"/>
+    <w:tmpl w:val="DF181F6A"/>
+    <w:lvl w:ilvl="0" w:tplc="2000000F">
+      <w:start w:val="1"/>
+      <w:numFmt w:val="decimal"/>
+      <w:lvlText w:val="%1."/>
+      <w:lvlJc w:val="left"/>
+      <w:pPr>
+        <w:ind w:left="720" w:hanging="360"/>
+      </w:pPr>
+      <w:rPr>
+        <w:rFonts w:hint="default"/>
+      </w:rPr>
+    </w:lvl>
+    <w:lvl w:ilvl="1" w:tplc="20000019" w:tentative="1">
+      <w:start w:val="1"/>
+      <w:numFmt w:val="lowerLetter"/>
+      <w:lvlText w:val="%2."/>
+      <w:lvlJc w:val="left"/>
+      <w:pPr>
+        <w:ind w:left="1440" w:hanging="360"/>
+      </w:pPr>
+    </w:lvl>
+    <w:lvl w:ilvl="2" w:tplc="2000001B" w:tentative="1">
+      <w:start w:val="1"/>
+      <w:numFmt w:val="lowerRoman"/>
+      <w:lvlText w:val="%3."/>
+      <w:lvlJc w:val="right"/>
+      <w:pPr>
+        <w:ind w:left="2160" w:hanging="180"/>
+      </w:pPr>
+    </w:lvl>
+    <w:lvl w:ilvl="3" w:tplc="2000000F" w:tentative="1">
+      <w:start w:val="1"/>
+      <w:numFmt w:val="decimal"/>
+      <w:lvlText w:val="%4."/>
+      <w:lvlJc w:val="left"/>
+      <w:pPr>
+        <w:ind w:left="2880" w:hanging="360"/>
+      </w:pPr>
+    </w:lvl>
+    <w:lvl w:ilvl="4" w:tplc="20000019" w:tentative="1">
+      <w:start w:val="1"/>
+      <w:numFmt w:val="lowerLetter"/>
+      <w:lvlText w:val="%5."/>
+      <w:lvlJc w:val="left"/>
+      <w:pPr>
+        <w:ind w:left="3600" w:hanging="360"/>
+      </w:pPr>
+    </w:lvl>
+    <w:lvl w:ilvl="5" w:tplc="2000001B" w:tentative="1">
+      <w:start w:val="1"/>
+      <w:numFmt w:val="lowerRoman"/>
+      <w:lvlText w:val="%6."/>
+      <w:lvlJc w:val="right"/>
+      <w:pPr>
+        <w:ind w:left="4320" w:hanging="180"/>
+      </w:pPr>
+    </w:lvl>
+    <w:lvl w:ilvl="6" w:tplc="2000000F" w:tentative="1">
+      <w:start w:val="1"/>
+      <w:numFmt w:val="decimal"/>
+      <w:lvlText w:val="%7."/>
+      <w:lvlJc w:val="left"/>
+      <w:pPr>
+        <w:ind w:left="5040" w:hanging="360"/>
+      </w:pPr>
+    </w:lvl>
+    <w:lvl w:ilvl="7" w:tplc="20000019" w:tentative="1">
+      <w:start w:val="1"/>
+      <w:numFmt w:val="lowerLetter"/>
+      <w:lvlText w:val="%8."/>
+      <w:lvlJc w:val="left"/>
+      <w:pPr>
+        <w:ind w:left="5760" w:hanging="360"/>
+      </w:pPr>
+    </w:lvl>
+    <w:lvl w:ilvl="8" w:tplc="2000001B" w:tentative="1">
+      <w:start w:val="1"/>
+      <w:numFmt w:val="lowerRoman"/>
+      <w:lvlText w:val="%9."/>
+      <w:lvlJc w:val="right"/>
+      <w:pPr>
+        <w:ind w:left="6480" w:hanging="180"/>
+      </w:pPr>
+    </w:lvl>
+  </w:abstractNum>
+  <w:num w:numId="1">
+    <w:abstractNumId w:val="0"/>
+  </w:num>
+  <w:num w:numId="2">
+    <w:abstractNumId w:val="1"/>
+  </w:num>
+  <w:num w:numId="3">
+    <w:abstractNumId w:val="2"/>
+  </w:num>
+</w:numbering>
 </file>
 
 <file path=word/styles.xml><?xml version="1.0" encoding="utf-8"?>
@@ -348,9 +1857,9 @@
   <w:docDefaults>
     <w:rPrDefault>
       <w:rPr>
-        <w:rFonts w:asciiTheme="minorHAnsi" w:eastAsiaTheme="minorHAnsi" w:hAnsiTheme="minorHAnsi" w:cstheme="minorBidi"/>
-        <w:sz w:val="22"/>
-        <w:szCs w:val="22"/>
+        <w:rFonts w:ascii="Sakkal Majalla" w:eastAsiaTheme="minorHAnsi" w:hAnsi="Sakkal Majalla" w:cs="Sakkal Majalla"/>
+        <w:sz w:val="28"/>
+        <w:szCs w:val="28"/>
         <w:lang w:val="en-IL" w:eastAsia="en-US" w:bidi="ar-SA"/>
       </w:rPr>
     </w:rPrDefault>
@@ -741,9 +2250,6 @@
   <w:style w:type="paragraph" w:default="1" w:styleId="Normal">
     <w:name w:val="Normal"/>
     <w:qFormat/>
-    <w:rPr>
-      <w:lang w:bidi="ar-EG"/>
-    </w:rPr>
   </w:style>
   <w:style w:type="character" w:default="1" w:styleId="DefaultParagraphFont">
     <w:name w:val="Default Paragraph Font"/>
@@ -772,12 +2278,23 @@
     <w:semiHidden/>
     <w:unhideWhenUsed/>
   </w:style>
+  <w:style w:type="paragraph" w:styleId="ListParagraph">
+    <w:name w:val="List Paragraph"/>
+    <w:basedOn w:val="Normal"/>
+    <w:uiPriority w:val="34"/>
+    <w:qFormat/>
+    <w:rsid w:val="00C56547"/>
+    <w:pPr>
+      <w:ind w:left="720"/>
+      <w:contextualSpacing/>
+    </w:pPr>
+  </w:style>
   <w:style w:type="character" w:styleId="Hyperlink">
     <w:name w:val="Hyperlink"/>
     <w:basedOn w:val="DefaultParagraphFont"/>
     <w:uiPriority w:val="99"/>
     <w:unhideWhenUsed/>
-    <w:rsid w:val="00C669DA"/>
+    <w:rsid w:val="00C56547"/>
     <w:rPr>
       <w:color w:val="0563C1" w:themeColor="hyperlink"/>
       <w:u w:val="single"/>
@@ -789,7 +2306,7 @@
     <w:uiPriority w:val="99"/>
     <w:semiHidden/>
     <w:unhideWhenUsed/>
-    <w:rsid w:val="00C669DA"/>
+    <w:rsid w:val="00C56547"/>
     <w:rPr>
       <w:color w:val="605E5C"/>
       <w:shd w:val="clear" w:color="auto" w:fill="E1DFDD"/>

--- a/docs/downloads/منوعات/تم/doc_0731.docx
+++ b/docs/downloads/منوعات/تم/doc_0731.docx
@@ -7,129 +7,87 @@
         <w:bidi/>
         <w:jc w:val="center"/>
         <w:rPr>
-          <w:rFonts w:ascii="Sakkal Majalla" w:hAnsi="Sakkal Majalla" w:cs="Sakkal Majalla"/>
-          <w:b/>
-          <w:bCs/>
-          <w:sz w:val="28"/>
-          <w:szCs w:val="28"/>
-          <w:u w:val="single"/>
-          <w:rtl/>
-        </w:rPr>
-      </w:pPr>
-      <w:r>
-        <w:rPr>
-          <w:rFonts w:ascii="Sakkal Majalla" w:hAnsi="Sakkal Majalla" w:cs="Sakkal Majalla"/>
-          <w:b/>
-          <w:bCs/>
-          <w:sz w:val="28"/>
-          <w:szCs w:val="28"/>
-          <w:u w:val="single"/>
-          <w:rtl/>
+          <w:rtl/>
+          <w:lang w:bidi="ar-EG"/>
+        </w:rPr>
+      </w:pPr>
+      <w:r>
+        <w:rPr>
+          <w:rtl/>
+          <w:lang w:bidi="ar-EG"/>
         </w:rPr>
         <w:fldChar w:fldCharType="begin"/>
       </w:r>
       <w:r>
         <w:rPr>
-          <w:rFonts w:ascii="Sakkal Majalla" w:hAnsi="Sakkal Majalla" w:cs="Sakkal Majalla"/>
-          <w:b/>
-          <w:bCs/>
-          <w:sz w:val="28"/>
-          <w:szCs w:val="28"/>
-          <w:u w:val="single"/>
-          <w:rtl/>
+          <w:rtl/>
+          <w:lang w:bidi="ar-EG"/>
         </w:rPr>
         <w:instrText xml:space="preserve"> </w:instrText>
       </w:r>
       <w:r>
         <w:rPr>
-          <w:rFonts w:ascii="Sakkal Majalla" w:hAnsi="Sakkal Majalla" w:cs="Sakkal Majalla"/>
-          <w:b/>
-          <w:bCs/>
-          <w:sz w:val="28"/>
-          <w:szCs w:val="28"/>
-          <w:u w:val="single"/>
+          <w:rFonts w:hint="cs"/>
+          <w:lang w:bidi="ar-EG"/>
         </w:rPr>
         <w:instrText>HYPERLINK</w:instrText>
       </w:r>
       <w:r>
         <w:rPr>
-          <w:rFonts w:ascii="Sakkal Majalla" w:hAnsi="Sakkal Majalla" w:cs="Sakkal Majalla"/>
-          <w:b/>
-          <w:bCs/>
-          <w:sz w:val="28"/>
-          <w:szCs w:val="28"/>
-          <w:u w:val="single"/>
-          <w:rtl/>
+          <w:rFonts w:hint="cs"/>
+          <w:rtl/>
+          <w:lang w:bidi="ar-EG"/>
         </w:rPr>
         <w:instrText xml:space="preserve"> "</w:instrText>
       </w:r>
       <w:r>
         <w:rPr>
-          <w:rFonts w:ascii="Sakkal Majalla" w:hAnsi="Sakkal Majalla" w:cs="Sakkal Majalla"/>
-          <w:b/>
-          <w:bCs/>
-          <w:sz w:val="28"/>
-          <w:szCs w:val="28"/>
-          <w:u w:val="single"/>
-        </w:rPr>
-        <w:instrText>https://www.bibelstudium.de/articles/3032/fisch-in-goldener-schale.html</w:instrText>
-      </w:r>
-      <w:r>
-        <w:rPr>
-          <w:rFonts w:ascii="Sakkal Majalla" w:hAnsi="Sakkal Majalla" w:cs="Sakkal Majalla"/>
-          <w:b/>
-          <w:bCs/>
-          <w:sz w:val="28"/>
-          <w:szCs w:val="28"/>
-          <w:u w:val="single"/>
-          <w:rtl/>
-        </w:rPr>
-        <w:instrText xml:space="preserve">" </w:instrText>
-      </w:r>
-      <w:r>
-        <w:rPr>
-          <w:rFonts w:ascii="Sakkal Majalla" w:hAnsi="Sakkal Majalla" w:cs="Sakkal Majalla"/>
-          <w:b/>
-          <w:bCs/>
-          <w:sz w:val="28"/>
-          <w:szCs w:val="28"/>
-          <w:u w:val="single"/>
-          <w:rtl/>
-        </w:rPr>
-      </w:r>
-      <w:r>
-        <w:rPr>
-          <w:rFonts w:ascii="Sakkal Majalla" w:hAnsi="Sakkal Majalla" w:cs="Sakkal Majalla"/>
-          <w:b/>
-          <w:bCs/>
-          <w:sz w:val="28"/>
-          <w:szCs w:val="28"/>
-          <w:u w:val="single"/>
-          <w:rtl/>
+          <w:rFonts w:hint="cs"/>
+          <w:lang w:bidi="ar-EG"/>
+        </w:rPr>
+        <w:instrText>https://www.bibelstudium.de/articles/475/frieden-im-herzen.html</w:instrText>
+      </w:r>
+      <w:r>
+        <w:rPr>
+          <w:rFonts w:hint="cs"/>
+          <w:rtl/>
+          <w:lang w:bidi="ar-EG"/>
+        </w:rPr>
+        <w:instrText>"</w:instrText>
+      </w:r>
+      <w:r>
+        <w:rPr>
+          <w:rtl/>
+          <w:lang w:bidi="ar-EG"/>
+        </w:rPr>
+        <w:instrText xml:space="preserve"> </w:instrText>
+      </w:r>
+      <w:r>
+        <w:rPr>
+          <w:rtl/>
+          <w:lang w:bidi="ar-EG"/>
+        </w:rPr>
+      </w:r>
+      <w:r>
+        <w:rPr>
+          <w:rtl/>
+          <w:lang w:bidi="ar-EG"/>
         </w:rPr>
         <w:fldChar w:fldCharType="separate"/>
       </w:r>
       <w:r>
         <w:rPr>
           <w:rStyle w:val="Hyperlink"/>
-          <w:rFonts w:ascii="Sakkal Majalla" w:hAnsi="Sakkal Majalla" w:cs="Sakkal Majalla" w:hint="cs"/>
-          <w:b/>
-          <w:bCs/>
-          <w:sz w:val="28"/>
-          <w:szCs w:val="28"/>
-          <w:rtl/>
-        </w:rPr>
-        <w:t>سمكة في وعاء من ذهب؟</w:t>
-      </w:r>
-      <w:r>
-        <w:rPr>
-          <w:rFonts w:ascii="Sakkal Majalla" w:hAnsi="Sakkal Majalla" w:cs="Sakkal Majalla"/>
-          <w:b/>
-          <w:bCs/>
-          <w:sz w:val="28"/>
-          <w:szCs w:val="28"/>
-          <w:u w:val="single"/>
-          <w:rtl/>
+          <w:rFonts w:hint="cs"/>
+          <w:rtl/>
+          <w:lang w:bidi="ar-EG"/>
+        </w:rPr>
+        <w:t>سلام في القلب</w:t>
+      </w:r>
+      <w:r>
+        <w:rPr>
+          <w:rtl/>
+          <w:lang w:bidi="ar-EG"/>
         </w:rPr>
         <w:fldChar w:fldCharType="end"/>
       </w:r>
@@ -139,75 +97,33 @@
         <w:bidi/>
         <w:jc w:val="both"/>
         <w:rPr>
-          <w:rFonts w:ascii="Sakkal Majalla" w:hAnsi="Sakkal Majalla" w:cs="Sakkal Majalla"/>
-          <w:b/>
-          <w:bCs/>
-          <w:sz w:val="28"/>
-          <w:szCs w:val="28"/>
-          <w:rtl/>
-        </w:rPr>
-      </w:pPr>
-      <w:proofErr w:type="spellStart"/>
-      <w:r>
-        <w:rPr>
-          <w:rFonts w:ascii="Sakkal Majalla" w:hAnsi="Sakkal Majalla" w:cs="Sakkal Majalla" w:hint="cs"/>
-          <w:b/>
-          <w:bCs/>
-          <w:sz w:val="28"/>
-          <w:szCs w:val="28"/>
-          <w:rtl/>
-        </w:rPr>
-        <w:t>جيريد</w:t>
-      </w:r>
-      <w:proofErr w:type="spellEnd"/>
-      <w:r>
-        <w:rPr>
-          <w:rFonts w:ascii="Sakkal Majalla" w:hAnsi="Sakkal Majalla" w:cs="Sakkal Majalla" w:hint="cs"/>
-          <w:b/>
-          <w:bCs/>
-          <w:sz w:val="28"/>
-          <w:szCs w:val="28"/>
-          <w:rtl/>
-        </w:rPr>
-        <w:t xml:space="preserve"> </w:t>
-      </w:r>
-      <w:proofErr w:type="spellStart"/>
-      <w:r>
-        <w:rPr>
-          <w:rFonts w:ascii="Sakkal Majalla" w:hAnsi="Sakkal Majalla" w:cs="Sakkal Majalla" w:hint="cs"/>
-          <w:b/>
-          <w:bCs/>
-          <w:sz w:val="28"/>
-          <w:szCs w:val="28"/>
-          <w:rtl/>
-        </w:rPr>
-        <w:t>زيتسير</w:t>
-      </w:r>
-      <w:proofErr w:type="spellEnd"/>
+          <w:rtl/>
+          <w:lang w:bidi="ar-EG"/>
+        </w:rPr>
+      </w:pPr>
+      <w:r>
+        <w:rPr>
+          <w:rFonts w:hint="cs"/>
+          <w:rtl/>
+          <w:lang w:bidi="ar-EG"/>
+        </w:rPr>
+        <w:t>أشعياء 26: 3</w:t>
+      </w:r>
     </w:p>
     <w:p>
       <w:pPr>
         <w:bidi/>
         <w:jc w:val="both"/>
         <w:rPr>
-          <w:rFonts w:ascii="Sakkal Majalla" w:hAnsi="Sakkal Majalla" w:cs="Sakkal Majalla"/>
-          <w:b/>
-          <w:bCs/>
-          <w:sz w:val="28"/>
-          <w:szCs w:val="28"/>
-          <w:rtl/>
-        </w:rPr>
-      </w:pPr>
-      <w:r>
-        <w:rPr>
-          <w:rFonts w:ascii="Sakkal Majalla" w:hAnsi="Sakkal Majalla" w:cs="Sakkal Majalla" w:hint="cs"/>
-          <w:b/>
-          <w:bCs/>
-          <w:sz w:val="28"/>
-          <w:szCs w:val="28"/>
-          <w:rtl/>
-        </w:rPr>
-        <w:t>يوحنا 3: 5</w:t>
+          <w:rtl/>
+          <w:lang w:bidi="ar-EG"/>
+        </w:rPr>
+      </w:pPr>
+      <w:r>
+        <w:rPr>
+          <w:lang w:bidi="ar-EG"/>
+        </w:rPr>
+        <w:t>E.C. Hadley</w:t>
       </w:r>
     </w:p>
     <w:p>
@@ -215,122 +131,230 @@
         <w:bidi/>
         <w:jc w:val="both"/>
         <w:rPr>
-          <w:rFonts w:ascii="Sakkal Majalla" w:hAnsi="Sakkal Majalla" w:cs="Sakkal Majalla"/>
-          <w:sz w:val="28"/>
-          <w:szCs w:val="28"/>
-          <w:rtl/>
-        </w:rPr>
-      </w:pPr>
-      <w:r>
-        <w:rPr>
-          <w:rFonts w:ascii="Sakkal Majalla" w:hAnsi="Sakkal Majalla" w:cs="Sakkal Majalla" w:hint="cs"/>
-          <w:sz w:val="28"/>
-          <w:szCs w:val="28"/>
-          <w:rtl/>
-        </w:rPr>
-        <w:t>تخيّل نفسك سمكة اصطادوك من الماء ووضعوك في وعاء من ذهب مزيّن بأجمل الورود. عدا عن ذلك يعطّرون الجوّ بأعذب العطور وتُعزف من خلفك موسيقى رائعة. كل شيء مثالي. لكن هل السمكة سعيدة؟</w:t>
+          <w:rtl/>
+          <w:lang w:bidi="ar-EG"/>
+        </w:rPr>
+      </w:pPr>
+      <w:r>
+        <w:rPr>
+          <w:rFonts w:hint="cs"/>
+          <w:rtl/>
+          <w:lang w:bidi="ar-EG"/>
+        </w:rPr>
+        <w:t>أربع أشياء نحتاجها ليكون لدينا سلام وهدوء للنفس في وسط مصاعب الحياة:</w:t>
       </w:r>
     </w:p>
     <w:p>
       <w:pPr>
+        <w:pStyle w:val="ListParagraph"/>
+        <w:numPr>
+          <w:ilvl w:val="0"/>
+          <w:numId w:val="1"/>
+        </w:numPr>
         <w:bidi/>
         <w:jc w:val="both"/>
         <w:rPr>
-          <w:rFonts w:ascii="Sakkal Majalla" w:hAnsi="Sakkal Majalla" w:cs="Sakkal Majalla"/>
-          <w:sz w:val="28"/>
-          <w:szCs w:val="28"/>
-          <w:rtl/>
-        </w:rPr>
-      </w:pPr>
-      <w:r>
-        <w:rPr>
-          <w:rFonts w:ascii="Sakkal Majalla" w:hAnsi="Sakkal Majalla" w:cs="Sakkal Majalla" w:hint="cs"/>
-          <w:sz w:val="28"/>
-          <w:szCs w:val="28"/>
-          <w:rtl/>
-        </w:rPr>
-        <w:t>بالطبع لا. ولِمَ لا؟ لأنها ليست في عنصر حياتها. فما يُقدّم لها لا يتفق مع طبيعتها.</w:t>
+          <w:lang w:bidi="ar-EG"/>
+        </w:rPr>
+      </w:pPr>
+      <w:r>
+        <w:rPr>
+          <w:rFonts w:hint="cs"/>
+          <w:rtl/>
+          <w:lang w:bidi="ar-EG"/>
+        </w:rPr>
+        <w:t>أولاً: ثبّت فكرك نحو الرب بوضع ثقتك فيه! "</w:t>
+      </w:r>
+      <w:r>
+        <w:rPr>
+          <w:rtl/>
+          <w:lang w:bidi="ar-EG"/>
+        </w:rPr>
+        <w:t xml:space="preserve">ذُو الرَّأْيِ الْمُمَكَّنِ تَحْفَظُهُ سَالِمًا </w:t>
+      </w:r>
+      <w:proofErr w:type="spellStart"/>
+      <w:r>
+        <w:rPr>
+          <w:rtl/>
+          <w:lang w:bidi="ar-EG"/>
+        </w:rPr>
+        <w:t>سَالِمًا</w:t>
+      </w:r>
+      <w:proofErr w:type="spellEnd"/>
+      <w:r>
+        <w:rPr>
+          <w:rtl/>
+          <w:lang w:bidi="ar-EG"/>
+        </w:rPr>
+        <w:t>، لأَنَّهُ عَلَيْكَ مُتَوَكِّلٌ.</w:t>
+      </w:r>
+      <w:r>
+        <w:rPr>
+          <w:rFonts w:hint="cs"/>
+          <w:rtl/>
+          <w:lang w:bidi="ar-EG"/>
+        </w:rPr>
+        <w:t>" (أشعياء 26: 3).</w:t>
       </w:r>
     </w:p>
     <w:p>
       <w:pPr>
+        <w:pStyle w:val="ListParagraph"/>
+        <w:numPr>
+          <w:ilvl w:val="0"/>
+          <w:numId w:val="1"/>
+        </w:numPr>
         <w:bidi/>
         <w:jc w:val="both"/>
         <w:rPr>
-          <w:rFonts w:ascii="Sakkal Majalla" w:hAnsi="Sakkal Majalla" w:cs="Sakkal Majalla"/>
-          <w:sz w:val="28"/>
-          <w:szCs w:val="28"/>
-          <w:rtl/>
-        </w:rPr>
-      </w:pPr>
-      <w:r>
-        <w:rPr>
-          <w:rFonts w:ascii="Sakkal Majalla" w:hAnsi="Sakkal Majalla" w:cs="Sakkal Majalla" w:hint="cs"/>
-          <w:sz w:val="28"/>
-          <w:szCs w:val="28"/>
-          <w:rtl/>
-        </w:rPr>
-        <w:t xml:space="preserve">وهل تعلم؟ الخاطئ سيكون حاله في السماء مثلها تمامًا. من المؤكد بأن الخطاة لن يدخلوا السماء بخطاياهم. ولكن إن وصلوا إلى هناك </w:t>
-      </w:r>
-      <w:r>
-        <w:rPr>
-          <w:rFonts w:ascii="Sakkal Majalla" w:hAnsi="Sakkal Majalla" w:cs="Sakkal Majalla"/>
-          <w:sz w:val="28"/>
-          <w:szCs w:val="28"/>
-          <w:rtl/>
-        </w:rPr>
-        <w:t>–</w:t>
-      </w:r>
-      <w:r>
-        <w:rPr>
-          <w:rFonts w:ascii="Sakkal Majalla" w:hAnsi="Sakkal Majalla" w:cs="Sakkal Majalla" w:hint="cs"/>
-          <w:sz w:val="28"/>
-          <w:szCs w:val="28"/>
-          <w:rtl/>
-        </w:rPr>
-        <w:t xml:space="preserve"> ماذا كانوا سيريدونه هناك؟ إنهم سيشعرون براحة مثل السمكة في وعائها الذهبي.</w:t>
+          <w:lang w:bidi="ar-EG"/>
+        </w:rPr>
+      </w:pPr>
+      <w:r>
+        <w:rPr>
+          <w:rFonts w:hint="cs"/>
+          <w:rtl/>
+          <w:lang w:bidi="ar-EG"/>
+        </w:rPr>
+        <w:t>ثانيًا استمر في تواصلك مع الله بالصلاة: "</w:t>
+      </w:r>
+      <w:r>
+        <w:rPr>
+          <w:rtl/>
+          <w:lang w:bidi="ar-EG"/>
+        </w:rPr>
+        <w:t xml:space="preserve"> لاَ تَهْتَمُّوا بِشَيْءٍ، بَلْ فِي كُلِّ شَيْءٍ بِالصَّلاَةِ وَالدُّعَاءِ مَعَ الشُّكْرِ، لِتُعْلَمْ طِلْبَاتُكُمْ لَدَى اللهِ. وَسَلاَمُ اللهِ الَّذِي يَفُوقُ كُلَّ عَقْل، يَحْفَظُ قُلُوبَكُمْ وَأَفْكَارَكُمْ فِي الْمَسِيحِ يَسُوعَ.</w:t>
+      </w:r>
+      <w:r>
+        <w:rPr>
+          <w:rFonts w:hint="cs"/>
+          <w:rtl/>
+          <w:lang w:bidi="ar-EG"/>
+        </w:rPr>
+        <w:t>" (فيلبي 4: 6، 7).</w:t>
       </w:r>
     </w:p>
     <w:p>
       <w:pPr>
+        <w:pStyle w:val="ListParagraph"/>
+        <w:numPr>
+          <w:ilvl w:val="0"/>
+          <w:numId w:val="1"/>
+        </w:numPr>
         <w:bidi/>
         <w:jc w:val="both"/>
         <w:rPr>
-          <w:rFonts w:ascii="Sakkal Majalla" w:hAnsi="Sakkal Majalla" w:cs="Sakkal Majalla"/>
-          <w:sz w:val="28"/>
-          <w:szCs w:val="28"/>
-          <w:rtl/>
-        </w:rPr>
-      </w:pPr>
-      <w:r>
-        <w:rPr>
-          <w:rFonts w:ascii="Sakkal Majalla" w:hAnsi="Sakkal Majalla" w:cs="Sakkal Majalla" w:hint="cs"/>
-          <w:sz w:val="28"/>
-          <w:szCs w:val="28"/>
-          <w:rtl/>
-        </w:rPr>
-        <w:t>إن ما يحتاجه الإنسان هو طبيعة جديدة: "ينبغي أن تولدوا ثانية"، يقول الرب يسوع المسيح.</w:t>
+          <w:lang w:bidi="ar-EG"/>
+        </w:rPr>
+      </w:pPr>
+      <w:r>
+        <w:rPr>
+          <w:rFonts w:hint="cs"/>
+          <w:rtl/>
+          <w:lang w:bidi="ar-EG"/>
+        </w:rPr>
+        <w:t>ثالثًا: تعمّق في تأمّلك في كلمته: "</w:t>
+      </w:r>
+      <w:r>
+        <w:rPr>
+          <w:rtl/>
+          <w:lang w:bidi="ar-EG"/>
+        </w:rPr>
+        <w:t xml:space="preserve"> قَدْ كَلَّمْتُكُمْ بِهذَا لِيَكُونَ لَكُمْ فِيَّ سَلاَمٌ. فِي الْعَالَمِ سَيَكُونُ لَكُمْ ضِيقٌ، وَلكِنْ ثِقُوا: أَنَا قَدْ غَلَبْتُ الْعَالَمَ».</w:t>
+      </w:r>
+      <w:r>
+        <w:rPr>
+          <w:rFonts w:hint="cs"/>
+          <w:rtl/>
+          <w:lang w:bidi="ar-EG"/>
+        </w:rPr>
+        <w:t>" (يوحنا 16: 33). "</w:t>
+      </w:r>
+      <w:r>
+        <w:rPr>
+          <w:rtl/>
+          <w:lang w:bidi="ar-EG"/>
+        </w:rPr>
+        <w:t xml:space="preserve">سَلاَمَةٌ جَزِيلَةٌ لِمُحِبِّي شَرِيعَتِكَ، وَلَيْسَ لَهُمْ </w:t>
+      </w:r>
+      <w:proofErr w:type="spellStart"/>
+      <w:r>
+        <w:rPr>
+          <w:rtl/>
+          <w:lang w:bidi="ar-EG"/>
+        </w:rPr>
+        <w:t>مَعْثَرَةٌ</w:t>
+      </w:r>
+      <w:proofErr w:type="spellEnd"/>
+      <w:r>
+        <w:rPr>
+          <w:rtl/>
+          <w:lang w:bidi="ar-EG"/>
+        </w:rPr>
+        <w:t>.</w:t>
+      </w:r>
+      <w:r>
+        <w:rPr>
+          <w:rFonts w:hint="cs"/>
+          <w:rtl/>
+          <w:lang w:bidi="ar-EG"/>
+        </w:rPr>
+        <w:t>" (مزمور 119: 165).</w:t>
       </w:r>
     </w:p>
     <w:p>
       <w:pPr>
+        <w:pStyle w:val="ListParagraph"/>
+        <w:numPr>
+          <w:ilvl w:val="0"/>
+          <w:numId w:val="1"/>
+        </w:numPr>
         <w:bidi/>
-        <w:jc w:val="center"/>
-        <w:rPr>
-          <w:rFonts w:ascii="Sakkal Majalla" w:hAnsi="Sakkal Majalla" w:cs="Sakkal Majalla"/>
-          <w:sz w:val="28"/>
-          <w:szCs w:val="28"/>
-          <w:rtl/>
-        </w:rPr>
-      </w:pPr>
-      <w:r>
-        <w:rPr>
-          <w:rFonts w:ascii="Sakkal Majalla" w:hAnsi="Sakkal Majalla" w:cs="Sakkal Majalla" w:hint="cs"/>
-          <w:sz w:val="28"/>
-          <w:szCs w:val="28"/>
-          <w:rtl/>
-        </w:rPr>
-        <w:t>- تم -</w:t>
+        <w:jc w:val="both"/>
+        <w:rPr>
+          <w:rFonts w:hint="cs"/>
+          <w:rtl/>
+          <w:lang w:bidi="ar-EG"/>
+        </w:rPr>
+      </w:pPr>
+      <w:r>
+        <w:rPr>
+          <w:rFonts w:hint="cs"/>
+          <w:rtl/>
+          <w:lang w:bidi="ar-EG"/>
+        </w:rPr>
+        <w:t>رابعًا: سلّم لله إرادتك واعبر الامتحان وأنت في انسجام معه. "</w:t>
+      </w:r>
+      <w:r>
+        <w:rPr>
+          <w:rtl/>
+          <w:lang w:bidi="ar-EG"/>
+        </w:rPr>
+        <w:t xml:space="preserve"> وَلكِنَّ كُلَّ تَأْدِيبٍ فِي الْحَاضِرِ لاَ يُرَى أَنَّهُ </w:t>
+      </w:r>
+      <w:proofErr w:type="gramStart"/>
+      <w:r>
+        <w:rPr>
+          <w:rtl/>
+          <w:lang w:bidi="ar-EG"/>
+        </w:rPr>
+        <w:t>لِلْفَرَحِ</w:t>
+      </w:r>
+      <w:proofErr w:type="gramEnd"/>
+      <w:r>
+        <w:rPr>
+          <w:rtl/>
+          <w:lang w:bidi="ar-EG"/>
+        </w:rPr>
+        <w:t xml:space="preserve"> بَلْ لِلْحَزَنِ. وَأَمَّا أَخِيرًا فَيُعْطِي الَّذِينَ يَتَدَرَّبُونَ بِهِ ثَمَرَ بِرّ لِلسَّلاَمِ.</w:t>
+      </w:r>
+      <w:r>
+        <w:rPr>
+          <w:rFonts w:hint="cs"/>
+          <w:rtl/>
+          <w:lang w:bidi="ar-EG"/>
+        </w:rPr>
+        <w:t>" (عبرانيين 12: 11).</w:t>
       </w:r>
     </w:p>
     <w:sectPr>
@@ -343,14 +367,111 @@
 </w:document>
 </file>
 
+<file path=word/numbering.xml><?xml version="1.0" encoding="utf-8"?>
+<w:numbering xmlns:wpc="http://schemas.microsoft.com/office/word/2010/wordprocessingCanvas" xmlns:cx="http://schemas.microsoft.com/office/drawing/2014/chartex" xmlns:cx1="http://schemas.microsoft.com/office/drawing/2015/9/8/chartex" xmlns:cx2="http://schemas.microsoft.com/office/drawing/2015/10/21/chartex" xmlns:cx3="http://schemas.microsoft.com/office/drawing/2016/5/9/chartex" xmlns:cx4="http://schemas.microsoft.com/office/drawing/2016/5/10/chartex" xmlns:cx5="http://schemas.microsoft.com/office/drawing/2016/5/11/chartex" xmlns:cx6="http://schemas.microsoft.com/office/drawing/2016/5/12/chartex" xmlns:cx7="http://schemas.microsoft.com/office/drawing/2016/5/13/chartex" xmlns:cx8="http://schemas.microsoft.com/office/drawing/2016/5/14/chartex" xmlns:mc="http://schemas.openxmlformats.org/markup-compatibility/2006" xmlns:aink="http://schemas.microsoft.com/office/drawing/2016/ink" xmlns:am3d="http://schemas.microsoft.com/office/drawing/2017/model3d" xmlns:o="urn:schemas-microsoft-com:office:office" xmlns:r="http://schemas.openxmlformats.org/officeDocument/2006/relationships" xmlns:m="http://schemas.openxmlformats.org/officeDocument/2006/math" xmlns:v="urn:schemas-microsoft-com:vml" xmlns:wp14="http://schemas.microsoft.com/office/word/2010/wordprocessingDrawing" xmlns:wp="http://schemas.openxmlformats.org/drawingml/2006/wordprocessingDrawing" xmlns:w10="urn:schemas-microsoft-com:office:word" xmlns:w="http://schemas.openxmlformats.org/wordprocessingml/2006/main" xmlns:w14="http://schemas.microsoft.com/office/word/2010/wordml" xmlns:w15="http://schemas.microsoft.com/office/word/2012/wordml" xmlns:w16cex="http://schemas.microsoft.com/office/word/2018/wordml/cex" xmlns:w16cid="http://schemas.microsoft.com/office/word/2016/wordml/cid" xmlns:w16="http://schemas.microsoft.com/office/word/2018/wordml" xmlns:w16se="http://schemas.microsoft.com/office/word/2015/wordml/symex" xmlns:wpg="http://schemas.microsoft.com/office/word/2010/wordprocessingGroup" xmlns:wpi="http://schemas.microsoft.com/office/word/2010/wordprocessingInk" xmlns:wne="http://schemas.microsoft.com/office/word/2006/wordml" xmlns:wps="http://schemas.microsoft.com/office/word/2010/wordprocessingShape" mc:Ignorable="w14 w15 w16se w16cid w16 w16cex wp14">
+  <w:abstractNum w:abstractNumId="0" w15:restartNumberingAfterBreak="0">
+    <w:nsid w:val="3FDA3F33"/>
+    <w:multiLevelType w:val="hybridMultilevel"/>
+    <w:tmpl w:val="E9CCDB6A"/>
+    <w:lvl w:ilvl="0" w:tplc="2000000F">
+      <w:start w:val="1"/>
+      <w:numFmt w:val="decimal"/>
+      <w:lvlText w:val="%1."/>
+      <w:lvlJc w:val="left"/>
+      <w:pPr>
+        <w:ind w:left="720" w:hanging="360"/>
+      </w:pPr>
+      <w:rPr>
+        <w:rFonts w:hint="default"/>
+      </w:rPr>
+    </w:lvl>
+    <w:lvl w:ilvl="1" w:tplc="20000019" w:tentative="1">
+      <w:start w:val="1"/>
+      <w:numFmt w:val="lowerLetter"/>
+      <w:lvlText w:val="%2."/>
+      <w:lvlJc w:val="left"/>
+      <w:pPr>
+        <w:ind w:left="1440" w:hanging="360"/>
+      </w:pPr>
+    </w:lvl>
+    <w:lvl w:ilvl="2" w:tplc="2000001B" w:tentative="1">
+      <w:start w:val="1"/>
+      <w:numFmt w:val="lowerRoman"/>
+      <w:lvlText w:val="%3."/>
+      <w:lvlJc w:val="right"/>
+      <w:pPr>
+        <w:ind w:left="2160" w:hanging="180"/>
+      </w:pPr>
+    </w:lvl>
+    <w:lvl w:ilvl="3" w:tplc="2000000F" w:tentative="1">
+      <w:start w:val="1"/>
+      <w:numFmt w:val="decimal"/>
+      <w:lvlText w:val="%4."/>
+      <w:lvlJc w:val="left"/>
+      <w:pPr>
+        <w:ind w:left="2880" w:hanging="360"/>
+      </w:pPr>
+    </w:lvl>
+    <w:lvl w:ilvl="4" w:tplc="20000019" w:tentative="1">
+      <w:start w:val="1"/>
+      <w:numFmt w:val="lowerLetter"/>
+      <w:lvlText w:val="%5."/>
+      <w:lvlJc w:val="left"/>
+      <w:pPr>
+        <w:ind w:left="3600" w:hanging="360"/>
+      </w:pPr>
+    </w:lvl>
+    <w:lvl w:ilvl="5" w:tplc="2000001B" w:tentative="1">
+      <w:start w:val="1"/>
+      <w:numFmt w:val="lowerRoman"/>
+      <w:lvlText w:val="%6."/>
+      <w:lvlJc w:val="right"/>
+      <w:pPr>
+        <w:ind w:left="4320" w:hanging="180"/>
+      </w:pPr>
+    </w:lvl>
+    <w:lvl w:ilvl="6" w:tplc="2000000F" w:tentative="1">
+      <w:start w:val="1"/>
+      <w:numFmt w:val="decimal"/>
+      <w:lvlText w:val="%7."/>
+      <w:lvlJc w:val="left"/>
+      <w:pPr>
+        <w:ind w:left="5040" w:hanging="360"/>
+      </w:pPr>
+    </w:lvl>
+    <w:lvl w:ilvl="7" w:tplc="20000019" w:tentative="1">
+      <w:start w:val="1"/>
+      <w:numFmt w:val="lowerLetter"/>
+      <w:lvlText w:val="%8."/>
+      <w:lvlJc w:val="left"/>
+      <w:pPr>
+        <w:ind w:left="5760" w:hanging="360"/>
+      </w:pPr>
+    </w:lvl>
+    <w:lvl w:ilvl="8" w:tplc="2000001B" w:tentative="1">
+      <w:start w:val="1"/>
+      <w:numFmt w:val="lowerRoman"/>
+      <w:lvlText w:val="%9."/>
+      <w:lvlJc w:val="right"/>
+      <w:pPr>
+        <w:ind w:left="6480" w:hanging="180"/>
+      </w:pPr>
+    </w:lvl>
+  </w:abstractNum>
+  <w:num w:numId="1">
+    <w:abstractNumId w:val="0"/>
+  </w:num>
+</w:numbering>
+</file>
+
 <file path=word/styles.xml><?xml version="1.0" encoding="utf-8"?>
 <w:styles xmlns:mc="http://schemas.openxmlformats.org/markup-compatibility/2006" xmlns:r="http://schemas.openxmlformats.org/officeDocument/2006/relationships" xmlns:w="http://schemas.openxmlformats.org/wordprocessingml/2006/main" xmlns:w14="http://schemas.microsoft.com/office/word/2010/wordml" xmlns:w15="http://schemas.microsoft.com/office/word/2012/wordml" xmlns:w16cex="http://schemas.microsoft.com/office/word/2018/wordml/cex" xmlns:w16cid="http://schemas.microsoft.com/office/word/2016/wordml/cid" xmlns:w16="http://schemas.microsoft.com/office/word/2018/wordml" xmlns:w16se="http://schemas.microsoft.com/office/word/2015/wordml/symex" mc:Ignorable="w14 w15 w16se w16cid w16 w16cex">
   <w:docDefaults>
     <w:rPrDefault>
       <w:rPr>
-        <w:rFonts w:asciiTheme="minorHAnsi" w:eastAsiaTheme="minorHAnsi" w:hAnsiTheme="minorHAnsi" w:cstheme="minorBidi"/>
-        <w:sz w:val="22"/>
-        <w:szCs w:val="22"/>
+        <w:rFonts w:ascii="Sakkal Majalla" w:eastAsiaTheme="minorHAnsi" w:hAnsi="Sakkal Majalla" w:cs="Sakkal Majalla"/>
+        <w:sz w:val="28"/>
+        <w:szCs w:val="28"/>
         <w:lang w:val="en-IL" w:eastAsia="en-US" w:bidi="ar-SA"/>
       </w:rPr>
     </w:rPrDefault>
@@ -741,9 +862,6 @@
   <w:style w:type="paragraph" w:default="1" w:styleId="Normal">
     <w:name w:val="Normal"/>
     <w:qFormat/>
-    <w:rPr>
-      <w:lang w:bidi="ar-EG"/>
-    </w:rPr>
   </w:style>
   <w:style w:type="character" w:default="1" w:styleId="DefaultParagraphFont">
     <w:name w:val="Default Paragraph Font"/>
@@ -777,7 +895,7 @@
     <w:basedOn w:val="DefaultParagraphFont"/>
     <w:uiPriority w:val="99"/>
     <w:unhideWhenUsed/>
-    <w:rsid w:val="00C669DA"/>
+    <w:rsid w:val="00CD02BE"/>
     <w:rPr>
       <w:color w:val="0563C1" w:themeColor="hyperlink"/>
       <w:u w:val="single"/>
@@ -789,11 +907,22 @@
     <w:uiPriority w:val="99"/>
     <w:semiHidden/>
     <w:unhideWhenUsed/>
-    <w:rsid w:val="00C669DA"/>
+    <w:rsid w:val="00CD02BE"/>
     <w:rPr>
       <w:color w:val="605E5C"/>
       <w:shd w:val="clear" w:color="auto" w:fill="E1DFDD"/>
     </w:rPr>
+  </w:style>
+  <w:style w:type="paragraph" w:styleId="ListParagraph">
+    <w:name w:val="List Paragraph"/>
+    <w:basedOn w:val="Normal"/>
+    <w:uiPriority w:val="34"/>
+    <w:qFormat/>
+    <w:rsid w:val="00CD02BE"/>
+    <w:pPr>
+      <w:ind w:left="720"/>
+      <w:contextualSpacing/>
+    </w:pPr>
   </w:style>
 </w:styles>
 </file>
